--- a/8.1.4.4-loops/plan-uroka-8.1.4.4.docx
+++ b/8.1.4.4-loops/plan-uroka-8.1.4.4.docx
@@ -15,7 +15,7 @@
           <w:sz w:val="32"/>
           <w:szCs w:val="32"/>
         </w:rPr>
-        <w:t xml:space="preserve">Краткосрочный план урока</w:t>
+        <w:t xml:space="preserve">Краткосрочный план урока (спаренный урок, 80 минут)</w:t>
       </w:r>
     </w:p>
     <w:tbl>
@@ -357,7 +357,7 @@
           </w:tcPr>
           <w:p>
             <w:pPr>
-              <w:spacing w:after="80" w:before="0"/>
+              <w:spacing w:after="20" w:before="0"/>
             </w:pPr>
             <w:r>
               <w:rPr>
@@ -366,6 +366,19 @@
                 <w:szCs w:val="24"/>
               </w:rPr>
               <w:t xml:space="preserve">8.1.4.4 — записывать циклические алгоритмы на языке Python.</w:t>
+            </w:r>
+          </w:p>
+          <w:p>
+            <w:pPr>
+              <w:spacing w:after="20" w:before="0"/>
+            </w:pPr>
+            <w:r>
+              <w:rPr>
+                <w:rFonts w:ascii="Times New Roman" w:cs="Times New Roman" w:eastAsia="Times New Roman" w:hAnsi="Times New Roman"/>
+                <w:sz w:val="24"/>
+                <w:szCs w:val="24"/>
+              </w:rPr>
+              <w:t xml:space="preserve">8.1.4.2 — разрабатывать линейные алгоритмы и алгоритмы с ветвлением (формативная работа в начале урока).</w:t>
             </w:r>
           </w:p>
         </w:tc>
@@ -480,6 +493,29 @@
               <w:t xml:space="preserve"> применять вложенные циклы и перебор, решать задачи уровня C.</w:t>
             </w:r>
           </w:p>
+          <w:p>
+            <w:pPr>
+              <w:spacing w:after="20" w:before="0"/>
+            </w:pPr>
+            <w:r>
+              <w:rPr>
+                <w:rFonts w:ascii="Times New Roman" w:cs="Times New Roman" w:eastAsia="Times New Roman" w:hAnsi="Times New Roman"/>
+                <w:b/>
+                <w:bCs/>
+                <w:sz w:val="24"/>
+                <w:szCs w:val="24"/>
+              </w:rPr>
+              <w:t xml:space="preserve">Формативная работа:</w:t>
+            </w:r>
+            <w:r>
+              <w:rPr>
+                <w:rFonts w:ascii="Times New Roman" w:cs="Times New Roman" w:eastAsia="Times New Roman" w:hAnsi="Times New Roman"/>
+                <w:sz w:val="24"/>
+                <w:szCs w:val="24"/>
+              </w:rPr>
+              <w:t xml:space="preserve"> все учащиеся выполняют 20 заданий по теме 8.1.4.2 за 20 минут.</w:t>
+            </w:r>
+          </w:p>
         </w:tc>
       </w:tr>
       <w:tr>
@@ -753,7 +789,7 @@
                 <w:sz w:val="24"/>
                 <w:szCs w:val="24"/>
               </w:rPr>
-              <w:t xml:space="preserve">Математика: факториал, числа Фибоначчи, делимость, суммы последовательностей.</w:t>
+              <w:t xml:space="preserve">Математика: сумма натуральных чисел, факториал, квадраты и степени числа, делители, простые числа (гипотеза Гольдбаха).</w:t>
             </w:r>
           </w:p>
         </w:tc>
@@ -1015,7 +1051,7 @@
                 <w:sz w:val="22"/>
                 <w:szCs w:val="22"/>
               </w:rPr>
-              <w:t xml:space="preserve">Начало урока</w:t>
+              <w:t xml:space="preserve">Организационный момент</w:t>
             </w:r>
           </w:p>
           <w:p>
@@ -1054,7 +1090,7 @@
                 <w:sz w:val="22"/>
                 <w:szCs w:val="22"/>
               </w:rPr>
-              <w:t xml:space="preserve">Приветствие. Сообщает тему и план урока.</w:t>
+              <w:t xml:space="preserve">Приветствие. Сообщает план спаренного урока: формативная работа по прошлой теме, новая тема «Циклы», решение задач на acmp.ru.</w:t>
             </w:r>
           </w:p>
         </w:tc>
@@ -1078,7 +1114,7 @@
                 <w:sz w:val="22"/>
                 <w:szCs w:val="22"/>
               </w:rPr>
-              <w:t xml:space="preserve">Готовятся к уроку.</w:t>
+              <w:t xml:space="preserve">Готовятся к уроку, включают компьютеры.</w:t>
             </w:r>
           </w:p>
         </w:tc>
@@ -1157,7 +1193,7 @@
                 <w:sz w:val="22"/>
                 <w:szCs w:val="22"/>
               </w:rPr>
-              <w:t xml:space="preserve">Актуализация и целеполагание</w:t>
+              <w:t xml:space="preserve">Формативная работа 8.1.4.2</w:t>
             </w:r>
           </w:p>
           <w:p>
@@ -1172,7 +1208,7 @@
                 <w:sz w:val="22"/>
                 <w:szCs w:val="22"/>
               </w:rPr>
-              <w:t xml:space="preserve">2–6 мин</w:t>
+              <w:t xml:space="preserve">2–25 мин</w:t>
             </w:r>
           </w:p>
         </w:tc>
@@ -1196,7 +1232,7 @@
                 <w:sz w:val="22"/>
                 <w:szCs w:val="22"/>
               </w:rPr>
-              <w:t xml:space="preserve">Проблемный вопрос: «Как вывести на экран числа от 1 до 100? Писать 100 строк print?» Вспоминает с учащимися линейные алгоритмы и ветвление.</w:t>
+              <w:t xml:space="preserve">Раздаёт файл formativ-8.1.4.2.html (открыть в браузере). Напоминает правила: 20 заданий, 20 минут, работа в полноэкранном режиме; выход из него или переключение окна завершает работу.</w:t>
             </w:r>
           </w:p>
           <w:p>
@@ -1209,7 +1245,7 @@
                 <w:sz w:val="22"/>
                 <w:szCs w:val="22"/>
               </w:rPr>
-              <w:t xml:space="preserve">Вместе с учащимися формулирует цель урока, знакомит с критериями успеха.</w:t>
+              <w:t xml:space="preserve">Во время работы следит за классом. По окончании просматривает балл и отчёт на экране каждого ученика (результат виден 5 минут, затем скрывается; новая работа — по паролю 2026).</w:t>
             </w:r>
           </w:p>
         </w:tc>
@@ -1233,7 +1269,7 @@
                 <w:sz w:val="22"/>
                 <w:szCs w:val="22"/>
               </w:rPr>
-              <w:t xml:space="preserve">Предлагают способы, формулируют цель урока.</w:t>
+              <w:t xml:space="preserve">Выполняют 20 заданий: сопоставление, «что выведет программа», заполнение пропуска, выбор ответа, порядок строк.</w:t>
             </w:r>
           </w:p>
         </w:tc>
@@ -1257,7 +1293,7 @@
                 <w:sz w:val="22"/>
                 <w:szCs w:val="22"/>
               </w:rPr>
-              <w:t xml:space="preserve">Устная обратная связь</w:t>
+              <w:t xml:space="preserve">Формативное оценивание (цель 8.1.4.2): автоматическая проверка, балл из 20 и отчёт по заданиям</w:t>
             </w:r>
           </w:p>
         </w:tc>
@@ -1281,7 +1317,7 @@
                 <w:sz w:val="22"/>
                 <w:szCs w:val="22"/>
               </w:rPr>
-              <w:t xml:space="preserve">слайды 3–4</w:t>
+              <w:t xml:space="preserve">слайд 3; файл formativ-8.1.4.2.html</w:t>
             </w:r>
           </w:p>
         </w:tc>
@@ -1312,7 +1348,7 @@
                 <w:sz w:val="22"/>
                 <w:szCs w:val="22"/>
               </w:rPr>
-              <w:t xml:space="preserve">Изучение нового материала</w:t>
+              <w:t xml:space="preserve">Итоги формативной работы. Физминутка</w:t>
             </w:r>
           </w:p>
           <w:p>
@@ -1327,7 +1363,7 @@
                 <w:sz w:val="22"/>
                 <w:szCs w:val="22"/>
               </w:rPr>
-              <w:t xml:space="preserve">6–18 мин</w:t>
+              <w:t xml:space="preserve">25–28 мин</w:t>
             </w:r>
           </w:p>
         </w:tc>
@@ -1351,9 +1387,20 @@
                 <w:sz w:val="22"/>
                 <w:szCs w:val="22"/>
               </w:rPr>
-              <w:t xml:space="preserve">Вводит понятия «цикл», «тело цикла», «итерация». Объясняет цикл for и функцию range() в трёх формах: range(n), range(a, b), range(a, b, шаг); подчёркивает, что конец диапазона не входит.</w:t>
-            </w:r>
-          </w:p>
+              <w:t xml:space="preserve">Коротко разбирает задания, в которых ошиблись многие. Проводит физминутку (гимнастика для глаз).</w:t>
+            </w:r>
+          </w:p>
+        </w:tc>
+        <w:tc>
+          <w:tcPr>
+            <w:tcW w:type="dxa" w:w="3400"/>
+            <w:tcMar>
+              <w:top w:type="dxa" w:w="60"/>
+              <w:left w:type="dxa" w:w="100"/>
+              <w:bottom w:type="dxa" w:w="60"/>
+              <w:right w:type="dxa" w:w="100"/>
+            </w:tcMar>
+          </w:tcPr>
           <w:p>
             <w:pPr>
               <w:spacing w:after="60" w:before="0"/>
@@ -1364,44 +1411,7 @@
                 <w:sz w:val="22"/>
                 <w:szCs w:val="22"/>
               </w:rPr>
-              <w:t xml:space="preserve">Показывает накопление суммы, произведения и счётчика в цикле. Объясняет цикл while на примере разбора числа на цифры. Сравнивает for и while.</w:t>
-            </w:r>
-          </w:p>
-          <w:p>
-            <w:pPr>
-              <w:spacing w:after="60" w:before="0"/>
-            </w:pPr>
-            <w:r>
-              <w:rPr>
-                <w:rFonts w:ascii="Times New Roman" w:cs="Times New Roman" w:eastAsia="Times New Roman" w:hAnsi="Times New Roman"/>
-                <w:sz w:val="22"/>
-                <w:szCs w:val="22"/>
-              </w:rPr>
-              <w:t xml:space="preserve">Проводит трассировку программы (слайд 11) и разбирает типичные ошибки: бесконечный цикл, конец range, отступы.</w:t>
-            </w:r>
-          </w:p>
-        </w:tc>
-        <w:tc>
-          <w:tcPr>
-            <w:tcW w:type="dxa" w:w="3400"/>
-            <w:tcMar>
-              <w:top w:type="dxa" w:w="60"/>
-              <w:left w:type="dxa" w:w="100"/>
-              <w:bottom w:type="dxa" w:w="60"/>
-              <w:right w:type="dxa" w:w="100"/>
-            </w:tcMar>
-          </w:tcPr>
-          <w:p>
-            <w:pPr>
-              <w:spacing w:after="60" w:before="0"/>
-            </w:pPr>
-            <w:r>
-              <w:rPr>
-                <w:rFonts w:ascii="Times New Roman" w:cs="Times New Roman" w:eastAsia="Times New Roman" w:hAnsi="Times New Roman"/>
-                <w:sz w:val="22"/>
-                <w:szCs w:val="22"/>
-              </w:rPr>
-              <w:t xml:space="preserve">Записывают конспект, выполняют трассировку, отвечают на вопросы, запускают примеры в редакторе Python.</w:t>
+              <w:t xml:space="preserve">Задают вопросы, выполняют упражнения.</w:t>
             </w:r>
           </w:p>
         </w:tc>
@@ -1425,7 +1435,7 @@
                 <w:sz w:val="22"/>
                 <w:szCs w:val="22"/>
               </w:rPr>
-              <w:t xml:space="preserve">Вопросы по ходу объяснения; трассировка «что выведет программа»</w:t>
+              <w:t xml:space="preserve">Устная обратная связь</w:t>
             </w:r>
           </w:p>
         </w:tc>
@@ -1449,7 +1459,7 @@
                 <w:sz w:val="22"/>
                 <w:szCs w:val="22"/>
               </w:rPr>
-              <w:t xml:space="preserve">слайды 5–12; редактор Python</w:t>
+              <w:t xml:space="preserve">слайд 3</w:t>
             </w:r>
           </w:p>
         </w:tc>
@@ -1480,7 +1490,7 @@
                 <w:sz w:val="22"/>
                 <w:szCs w:val="22"/>
               </w:rPr>
-              <w:t xml:space="preserve">Инструктаж по работе на acmp.ru</w:t>
+              <w:t xml:space="preserve">Актуализация и целеполагание</w:t>
             </w:r>
           </w:p>
           <w:p>
@@ -1495,7 +1505,7 @@
                 <w:sz w:val="22"/>
                 <w:szCs w:val="22"/>
               </w:rPr>
-              <w:t xml:space="preserve">18–20 мин</w:t>
+              <w:t xml:space="preserve">28–32 мин</w:t>
             </w:r>
           </w:p>
         </w:tc>
@@ -1519,7 +1529,20 @@
                 <w:sz w:val="22"/>
                 <w:szCs w:val="22"/>
               </w:rPr>
-              <w:t xml:space="preserve">Показывает, как найти задачу по номеру, выбрать язык Python, отправить решение и понять результат проверки. Раздаёт листы с 10 задачами.</w:t>
+              <w:t xml:space="preserve">Проблемный вопрос: «Как вывести на экран числа от 1 до 100? Писать 100 строк print?» Связывает с формативной работой: в линейном алгоритме и ветвлении каждая команда выполняется не больше одного раза.</w:t>
+            </w:r>
+          </w:p>
+          <w:p>
+            <w:pPr>
+              <w:spacing w:after="60" w:before="0"/>
+            </w:pPr>
+            <w:r>
+              <w:rPr>
+                <w:rFonts w:ascii="Times New Roman" w:cs="Times New Roman" w:eastAsia="Times New Roman" w:hAnsi="Times New Roman"/>
+                <w:sz w:val="22"/>
+                <w:szCs w:val="22"/>
+              </w:rPr>
+              <w:t xml:space="preserve">Вместе с учащимися формулирует цель урока, знакомит с критериями успеха.</w:t>
             </w:r>
           </w:p>
         </w:tc>
@@ -1543,7 +1566,7 @@
                 <w:sz w:val="22"/>
                 <w:szCs w:val="22"/>
               </w:rPr>
-              <w:t xml:space="preserve">Входят в свои учётные записи на acmp.ru.</w:t>
+              <w:t xml:space="preserve">Предлагают способы, формулируют цель урока.</w:t>
             </w:r>
           </w:p>
         </w:tc>
@@ -1567,7 +1590,7 @@
                 <w:sz w:val="22"/>
                 <w:szCs w:val="22"/>
               </w:rPr>
-              <w:t xml:space="preserve">—</w:t>
+              <w:t xml:space="preserve">Устная обратная связь</w:t>
             </w:r>
           </w:p>
         </w:tc>
@@ -1591,7 +1614,7 @@
                 <w:sz w:val="22"/>
                 <w:szCs w:val="22"/>
               </w:rPr>
-              <w:t xml:space="preserve">слайды 13–14; раздаточный лист</w:t>
+              <w:t xml:space="preserve">слайды 4–5</w:t>
             </w:r>
           </w:p>
         </w:tc>
@@ -1622,7 +1645,7 @@
                 <w:sz w:val="22"/>
                 <w:szCs w:val="22"/>
               </w:rPr>
-              <w:t xml:space="preserve">Практическая работа на acmp.ru</w:t>
+              <w:t xml:space="preserve">Изучение нового материала</w:t>
             </w:r>
           </w:p>
           <w:p>
@@ -1637,7 +1660,7 @@
                 <w:sz w:val="22"/>
                 <w:szCs w:val="22"/>
               </w:rPr>
-              <w:t xml:space="preserve">20–40 мин</w:t>
+              <w:t xml:space="preserve">32–46 мин</w:t>
             </w:r>
           </w:p>
         </w:tc>
@@ -1661,7 +1684,20 @@
                 <w:sz w:val="22"/>
                 <w:szCs w:val="22"/>
               </w:rPr>
-              <w:t xml:space="preserve">Задачи 1–4 (уровень A) решают все, задачи 5–8 (B) и 9–10 (C) — по мере готовности. Оказывает индивидуальную помощь, отслеживает решённые задачи.</w:t>
+              <w:t xml:space="preserve">Вводит понятия «цикл», «тело цикла», «итерация». Объясняет цикл for и функцию range() в трёх формах: range(n), range(a, b), range(a, b, шаг); подчёркивает, что конец диапазона не входит.</w:t>
+            </w:r>
+          </w:p>
+          <w:p>
+            <w:pPr>
+              <w:spacing w:after="60" w:before="0"/>
+            </w:pPr>
+            <w:r>
+              <w:rPr>
+                <w:rFonts w:ascii="Times New Roman" w:cs="Times New Roman" w:eastAsia="Times New Roman" w:hAnsi="Times New Roman"/>
+                <w:sz w:val="22"/>
+                <w:szCs w:val="22"/>
+              </w:rPr>
+              <w:t xml:space="preserve">Показывает накопление суммы, произведения и счётчика. Объясняет цикл while на примере разбора числа на цифры. Сравнивает for и while.</w:t>
             </w:r>
           </w:p>
         </w:tc>
@@ -1685,7 +1721,7 @@
                 <w:sz w:val="22"/>
                 <w:szCs w:val="22"/>
               </w:rPr>
-              <w:t xml:space="preserve">Пишут программы, проверяют их на примерах из листа, отправляют на acmp.ru, исправляют ошибки.</w:t>
+              <w:t xml:space="preserve">Записывают конспект, отвечают на вопросы, запускают примеры в редакторе Python.</w:t>
             </w:r>
           </w:p>
         </w:tc>
@@ -1709,7 +1745,7 @@
                 <w:sz w:val="22"/>
                 <w:szCs w:val="22"/>
               </w:rPr>
-              <w:t xml:space="preserve">Автоматическая проверка на acmp.ru; самооценка на листе</w:t>
+              <w:t xml:space="preserve">Вопросы по ходу объяснения</w:t>
             </w:r>
           </w:p>
         </w:tc>
@@ -1733,7 +1769,7 @@
                 <w:sz w:val="22"/>
                 <w:szCs w:val="22"/>
               </w:rPr>
-              <w:t xml:space="preserve">компьютеры, acmp.ru, раздаточный лист</w:t>
+              <w:t xml:space="preserve">слайды 6–11; редактор Python</w:t>
             </w:r>
           </w:p>
         </w:tc>
@@ -1764,7 +1800,7 @@
                 <w:sz w:val="22"/>
                 <w:szCs w:val="22"/>
               </w:rPr>
-              <w:t xml:space="preserve">Конец урока. Рефлексия</w:t>
+              <w:t xml:space="preserve">Первичное закрепление</w:t>
             </w:r>
           </w:p>
           <w:p>
@@ -1779,7 +1815,7 @@
                 <w:sz w:val="22"/>
                 <w:szCs w:val="22"/>
               </w:rPr>
-              <w:t xml:space="preserve">40–45 мин</w:t>
+              <w:t xml:space="preserve">46–53 мин</w:t>
             </w:r>
           </w:p>
         </w:tc>
@@ -1803,7 +1839,7 @@
                 <w:sz w:val="22"/>
                 <w:szCs w:val="22"/>
               </w:rPr>
-              <w:t xml:space="preserve">Подводит итог: сколько задач решено. Рефлексия «3 – 2 – 1». Домашнее задание: дорешать задачи с листа на acmp.ru (не менее двух задач уровня B).</w:t>
+              <w:t xml:space="preserve">Трассировка двух программ (слайд 12): учащиеся сначала отвечают устно, затем проверяют запуском. Разбирает типичные ошибки: конец range, бесконечный цикл, отступ (слайд 13).</w:t>
             </w:r>
           </w:p>
         </w:tc>
@@ -1827,6 +1863,432 @@
                 <w:sz w:val="22"/>
                 <w:szCs w:val="22"/>
               </w:rPr>
+              <w:t xml:space="preserve">Выполняют трассировку в тетради, проверяют в редакторе, находят ошибки.</w:t>
+            </w:r>
+          </w:p>
+        </w:tc>
+        <w:tc>
+          <w:tcPr>
+            <w:tcW w:type="dxa" w:w="2500"/>
+            <w:tcMar>
+              <w:top w:type="dxa" w:w="60"/>
+              <w:left w:type="dxa" w:w="100"/>
+              <w:bottom w:type="dxa" w:w="60"/>
+              <w:right w:type="dxa" w:w="100"/>
+            </w:tcMar>
+          </w:tcPr>
+          <w:p>
+            <w:pPr>
+              <w:spacing w:after="80" w:before="0"/>
+            </w:pPr>
+            <w:r>
+              <w:rPr>
+                <w:rFonts w:ascii="Times New Roman" w:cs="Times New Roman" w:eastAsia="Times New Roman" w:hAnsi="Times New Roman"/>
+                <w:sz w:val="22"/>
+                <w:szCs w:val="22"/>
+              </w:rPr>
+              <w:t xml:space="preserve">Трассировка «что выведет программа», взаимопроверка в парах</w:t>
+            </w:r>
+          </w:p>
+        </w:tc>
+        <w:tc>
+          <w:tcPr>
+            <w:tcW w:type="dxa" w:w="2000"/>
+            <w:tcMar>
+              <w:top w:type="dxa" w:w="60"/>
+              <w:left w:type="dxa" w:w="100"/>
+              <w:bottom w:type="dxa" w:w="60"/>
+              <w:right w:type="dxa" w:w="100"/>
+            </w:tcMar>
+          </w:tcPr>
+          <w:p>
+            <w:pPr>
+              <w:spacing w:after="80" w:before="0"/>
+            </w:pPr>
+            <w:r>
+              <w:rPr>
+                <w:rFonts w:ascii="Times New Roman" w:cs="Times New Roman" w:eastAsia="Times New Roman" w:hAnsi="Times New Roman"/>
+                <w:sz w:val="22"/>
+                <w:szCs w:val="22"/>
+              </w:rPr>
+              <w:t xml:space="preserve">слайды 12–13; редактор Python</w:t>
+            </w:r>
+          </w:p>
+        </w:tc>
+      </w:tr>
+      <w:tr>
+        <w:trPr>
+          <w:cantSplit/>
+        </w:trPr>
+        <w:tc>
+          <w:tcPr>
+            <w:tcW w:type="dxa" w:w="2400"/>
+            <w:tcMar>
+              <w:top w:type="dxa" w:w="60"/>
+              <w:left w:type="dxa" w:w="100"/>
+              <w:bottom w:type="dxa" w:w="60"/>
+              <w:right w:type="dxa" w:w="100"/>
+            </w:tcMar>
+          </w:tcPr>
+          <w:p>
+            <w:pPr>
+              <w:spacing w:after="20" w:before="0"/>
+            </w:pPr>
+            <w:r>
+              <w:rPr>
+                <w:rFonts w:ascii="Times New Roman" w:cs="Times New Roman" w:eastAsia="Times New Roman" w:hAnsi="Times New Roman"/>
+                <w:b/>
+                <w:bCs/>
+                <w:sz w:val="22"/>
+                <w:szCs w:val="22"/>
+              </w:rPr>
+              <w:t xml:space="preserve">Инструктаж по работе на acmp.ru</w:t>
+            </w:r>
+          </w:p>
+          <w:p>
+            <w:pPr>
+              <w:spacing w:after="20" w:before="0"/>
+            </w:pPr>
+            <w:r>
+              <w:rPr>
+                <w:rFonts w:ascii="Times New Roman" w:cs="Times New Roman" w:eastAsia="Times New Roman" w:hAnsi="Times New Roman"/>
+                <w:b w:val="false"/>
+                <w:bCs w:val="false"/>
+                <w:sz w:val="22"/>
+                <w:szCs w:val="22"/>
+              </w:rPr>
+              <w:t xml:space="preserve">53–55 мин</w:t>
+            </w:r>
+          </w:p>
+        </w:tc>
+        <w:tc>
+          <w:tcPr>
+            <w:tcW w:type="dxa" w:w="4838"/>
+            <w:tcMar>
+              <w:top w:type="dxa" w:w="60"/>
+              <w:left w:type="dxa" w:w="100"/>
+              <w:bottom w:type="dxa" w:w="60"/>
+              <w:right w:type="dxa" w:w="100"/>
+            </w:tcMar>
+          </w:tcPr>
+          <w:p>
+            <w:pPr>
+              <w:spacing w:after="60" w:before="0"/>
+            </w:pPr>
+            <w:r>
+              <w:rPr>
+                <w:rFonts w:ascii="Times New Roman" w:cs="Times New Roman" w:eastAsia="Times New Roman" w:hAnsi="Times New Roman"/>
+                <w:sz w:val="22"/>
+                <w:szCs w:val="22"/>
+              </w:rPr>
+              <w:t xml:space="preserve">Раздаёт лист с 10 задачами. Показывает, как найти задачу на сайте, выбрать язык Python, отправить решение и понять результат проверки.</w:t>
+            </w:r>
+          </w:p>
+        </w:tc>
+        <w:tc>
+          <w:tcPr>
+            <w:tcW w:type="dxa" w:w="3400"/>
+            <w:tcMar>
+              <w:top w:type="dxa" w:w="60"/>
+              <w:left w:type="dxa" w:w="100"/>
+              <w:bottom w:type="dxa" w:w="60"/>
+              <w:right w:type="dxa" w:w="100"/>
+            </w:tcMar>
+          </w:tcPr>
+          <w:p>
+            <w:pPr>
+              <w:spacing w:after="60" w:before="0"/>
+            </w:pPr>
+            <w:r>
+              <w:rPr>
+                <w:rFonts w:ascii="Times New Roman" w:cs="Times New Roman" w:eastAsia="Times New Roman" w:hAnsi="Times New Roman"/>
+                <w:sz w:val="22"/>
+                <w:szCs w:val="22"/>
+              </w:rPr>
+              <w:t xml:space="preserve">Входят в свои учётные записи на acmp.ru.</w:t>
+            </w:r>
+          </w:p>
+        </w:tc>
+        <w:tc>
+          <w:tcPr>
+            <w:tcW w:type="dxa" w:w="2500"/>
+            <w:tcMar>
+              <w:top w:type="dxa" w:w="60"/>
+              <w:left w:type="dxa" w:w="100"/>
+              <w:bottom w:type="dxa" w:w="60"/>
+              <w:right w:type="dxa" w:w="100"/>
+            </w:tcMar>
+          </w:tcPr>
+          <w:p>
+            <w:pPr>
+              <w:spacing w:after="80" w:before="0"/>
+            </w:pPr>
+            <w:r>
+              <w:rPr>
+                <w:rFonts w:ascii="Times New Roman" w:cs="Times New Roman" w:eastAsia="Times New Roman" w:hAnsi="Times New Roman"/>
+                <w:sz w:val="22"/>
+                <w:szCs w:val="22"/>
+              </w:rPr>
+              <w:t xml:space="preserve">—</w:t>
+            </w:r>
+          </w:p>
+        </w:tc>
+        <w:tc>
+          <w:tcPr>
+            <w:tcW w:type="dxa" w:w="2000"/>
+            <w:tcMar>
+              <w:top w:type="dxa" w:w="60"/>
+              <w:left w:type="dxa" w:w="100"/>
+              <w:bottom w:type="dxa" w:w="60"/>
+              <w:right w:type="dxa" w:w="100"/>
+            </w:tcMar>
+          </w:tcPr>
+          <w:p>
+            <w:pPr>
+              <w:spacing w:after="80" w:before="0"/>
+            </w:pPr>
+            <w:r>
+              <w:rPr>
+                <w:rFonts w:ascii="Times New Roman" w:cs="Times New Roman" w:eastAsia="Times New Roman" w:hAnsi="Times New Roman"/>
+                <w:sz w:val="22"/>
+                <w:szCs w:val="22"/>
+              </w:rPr>
+              <w:t xml:space="preserve">слайды 14–15; раздаточный лист</w:t>
+            </w:r>
+          </w:p>
+        </w:tc>
+      </w:tr>
+      <w:tr>
+        <w:trPr>
+          <w:cantSplit/>
+        </w:trPr>
+        <w:tc>
+          <w:tcPr>
+            <w:tcW w:type="dxa" w:w="2400"/>
+            <w:tcMar>
+              <w:top w:type="dxa" w:w="60"/>
+              <w:left w:type="dxa" w:w="100"/>
+              <w:bottom w:type="dxa" w:w="60"/>
+              <w:right w:type="dxa" w:w="100"/>
+            </w:tcMar>
+          </w:tcPr>
+          <w:p>
+            <w:pPr>
+              <w:spacing w:after="20" w:before="0"/>
+            </w:pPr>
+            <w:r>
+              <w:rPr>
+                <w:rFonts w:ascii="Times New Roman" w:cs="Times New Roman" w:eastAsia="Times New Roman" w:hAnsi="Times New Roman"/>
+                <w:b/>
+                <w:bCs/>
+                <w:sz w:val="22"/>
+                <w:szCs w:val="22"/>
+              </w:rPr>
+              <w:t xml:space="preserve">Практическая работа</w:t>
+            </w:r>
+          </w:p>
+          <w:p>
+            <w:pPr>
+              <w:spacing w:after="20" w:before="0"/>
+            </w:pPr>
+            <w:r>
+              <w:rPr>
+                <w:rFonts w:ascii="Times New Roman" w:cs="Times New Roman" w:eastAsia="Times New Roman" w:hAnsi="Times New Roman"/>
+                <w:b w:val="false"/>
+                <w:bCs w:val="false"/>
+                <w:sz w:val="22"/>
+                <w:szCs w:val="22"/>
+              </w:rPr>
+              <w:t xml:space="preserve">55–75 мин</w:t>
+            </w:r>
+          </w:p>
+        </w:tc>
+        <w:tc>
+          <w:tcPr>
+            <w:tcW w:type="dxa" w:w="4838"/>
+            <w:tcMar>
+              <w:top w:type="dxa" w:w="60"/>
+              <w:left w:type="dxa" w:w="100"/>
+              <w:bottom w:type="dxa" w:w="60"/>
+              <w:right w:type="dxa" w:w="100"/>
+            </w:tcMar>
+          </w:tcPr>
+          <w:p>
+            <w:pPr>
+              <w:spacing w:after="60" w:before="0"/>
+            </w:pPr>
+            <w:r>
+              <w:rPr>
+                <w:rFonts w:ascii="Times New Roman" w:cs="Times New Roman" w:eastAsia="Times New Roman" w:hAnsi="Times New Roman"/>
+                <w:sz w:val="22"/>
+                <w:szCs w:val="22"/>
+              </w:rPr>
+              <w:t xml:space="preserve">Задачи расположены от простой к сложной. Задачи 1–4 (уровень A) решают все, 5–8 (B) и 9–10 (C) — по мере готовности. Оказывает индивидуальную помощь, отмечает решённые задачи.</w:t>
+            </w:r>
+          </w:p>
+        </w:tc>
+        <w:tc>
+          <w:tcPr>
+            <w:tcW w:type="dxa" w:w="3400"/>
+            <w:tcMar>
+              <w:top w:type="dxa" w:w="60"/>
+              <w:left w:type="dxa" w:w="100"/>
+              <w:bottom w:type="dxa" w:w="60"/>
+              <w:right w:type="dxa" w:w="100"/>
+            </w:tcMar>
+          </w:tcPr>
+          <w:p>
+            <w:pPr>
+              <w:spacing w:after="60" w:before="0"/>
+            </w:pPr>
+            <w:r>
+              <w:rPr>
+                <w:rFonts w:ascii="Times New Roman" w:cs="Times New Roman" w:eastAsia="Times New Roman" w:hAnsi="Times New Roman"/>
+                <w:sz w:val="22"/>
+                <w:szCs w:val="22"/>
+              </w:rPr>
+              <w:t xml:space="preserve">Пишут программы, проверяют их на примерах из листа, отправляют на acmp.ru, исправляют ошибки.</w:t>
+            </w:r>
+          </w:p>
+        </w:tc>
+        <w:tc>
+          <w:tcPr>
+            <w:tcW w:type="dxa" w:w="2500"/>
+            <w:tcMar>
+              <w:top w:type="dxa" w:w="60"/>
+              <w:left w:type="dxa" w:w="100"/>
+              <w:bottom w:type="dxa" w:w="60"/>
+              <w:right w:type="dxa" w:w="100"/>
+            </w:tcMar>
+          </w:tcPr>
+          <w:p>
+            <w:pPr>
+              <w:spacing w:after="80" w:before="0"/>
+            </w:pPr>
+            <w:r>
+              <w:rPr>
+                <w:rFonts w:ascii="Times New Roman" w:cs="Times New Roman" w:eastAsia="Times New Roman" w:hAnsi="Times New Roman"/>
+                <w:sz w:val="22"/>
+                <w:szCs w:val="22"/>
+              </w:rPr>
+              <w:t xml:space="preserve">Автоматическая проверка на acmp.ru; самооценка</w:t>
+            </w:r>
+          </w:p>
+        </w:tc>
+        <w:tc>
+          <w:tcPr>
+            <w:tcW w:type="dxa" w:w="2000"/>
+            <w:tcMar>
+              <w:top w:type="dxa" w:w="60"/>
+              <w:left w:type="dxa" w:w="100"/>
+              <w:bottom w:type="dxa" w:w="60"/>
+              <w:right w:type="dxa" w:w="100"/>
+            </w:tcMar>
+          </w:tcPr>
+          <w:p>
+            <w:pPr>
+              <w:spacing w:after="80" w:before="0"/>
+            </w:pPr>
+            <w:r>
+              <w:rPr>
+                <w:rFonts w:ascii="Times New Roman" w:cs="Times New Roman" w:eastAsia="Times New Roman" w:hAnsi="Times New Roman"/>
+                <w:sz w:val="22"/>
+                <w:szCs w:val="22"/>
+              </w:rPr>
+              <w:t xml:space="preserve">компьютеры, acmp.ru, раздаточный лист</w:t>
+            </w:r>
+          </w:p>
+        </w:tc>
+      </w:tr>
+      <w:tr>
+        <w:trPr>
+          <w:cantSplit/>
+        </w:trPr>
+        <w:tc>
+          <w:tcPr>
+            <w:tcW w:type="dxa" w:w="2400"/>
+            <w:tcMar>
+              <w:top w:type="dxa" w:w="60"/>
+              <w:left w:type="dxa" w:w="100"/>
+              <w:bottom w:type="dxa" w:w="60"/>
+              <w:right w:type="dxa" w:w="100"/>
+            </w:tcMar>
+          </w:tcPr>
+          <w:p>
+            <w:pPr>
+              <w:spacing w:after="20" w:before="0"/>
+            </w:pPr>
+            <w:r>
+              <w:rPr>
+                <w:rFonts w:ascii="Times New Roman" w:cs="Times New Roman" w:eastAsia="Times New Roman" w:hAnsi="Times New Roman"/>
+                <w:b/>
+                <w:bCs/>
+                <w:sz w:val="22"/>
+                <w:szCs w:val="22"/>
+              </w:rPr>
+              <w:t xml:space="preserve">Конец урока. Рефлексия</w:t>
+            </w:r>
+          </w:p>
+          <w:p>
+            <w:pPr>
+              <w:spacing w:after="20" w:before="0"/>
+            </w:pPr>
+            <w:r>
+              <w:rPr>
+                <w:rFonts w:ascii="Times New Roman" w:cs="Times New Roman" w:eastAsia="Times New Roman" w:hAnsi="Times New Roman"/>
+                <w:b w:val="false"/>
+                <w:bCs w:val="false"/>
+                <w:sz w:val="22"/>
+                <w:szCs w:val="22"/>
+              </w:rPr>
+              <w:t xml:space="preserve">75–80 мин</w:t>
+            </w:r>
+          </w:p>
+        </w:tc>
+        <w:tc>
+          <w:tcPr>
+            <w:tcW w:type="dxa" w:w="4838"/>
+            <w:tcMar>
+              <w:top w:type="dxa" w:w="60"/>
+              <w:left w:type="dxa" w:w="100"/>
+              <w:bottom w:type="dxa" w:w="60"/>
+              <w:right w:type="dxa" w:w="100"/>
+            </w:tcMar>
+          </w:tcPr>
+          <w:p>
+            <w:pPr>
+              <w:spacing w:after="60" w:before="0"/>
+            </w:pPr>
+            <w:r>
+              <w:rPr>
+                <w:rFonts w:ascii="Times New Roman" w:cs="Times New Roman" w:eastAsia="Times New Roman" w:hAnsi="Times New Roman"/>
+                <w:sz w:val="22"/>
+                <w:szCs w:val="22"/>
+              </w:rPr>
+              <w:t xml:space="preserve">Подводит итог: сколько задач решено. Рефлексия «3 – 2 – 1». Домашнее задание: дорешать задачи с листа (все задачи уровня A и не менее двух задач уровня B).</w:t>
+            </w:r>
+          </w:p>
+        </w:tc>
+        <w:tc>
+          <w:tcPr>
+            <w:tcW w:type="dxa" w:w="3400"/>
+            <w:tcMar>
+              <w:top w:type="dxa" w:w="60"/>
+              <w:left w:type="dxa" w:w="100"/>
+              <w:bottom w:type="dxa" w:w="60"/>
+              <w:right w:type="dxa" w:w="100"/>
+            </w:tcMar>
+          </w:tcPr>
+          <w:p>
+            <w:pPr>
+              <w:spacing w:after="60" w:before="0"/>
+            </w:pPr>
+            <w:r>
+              <w:rPr>
+                <w:rFonts w:ascii="Times New Roman" w:cs="Times New Roman" w:eastAsia="Times New Roman" w:hAnsi="Times New Roman"/>
+                <w:sz w:val="22"/>
+                <w:szCs w:val="22"/>
+              </w:rPr>
               <w:t xml:space="preserve">Называют 3 новых понятия, 2 вида цикла, 1 вопрос. Записывают домашнее задание.</w:t>
             </w:r>
           </w:p>
@@ -1875,7 +2337,7 @@
                 <w:sz w:val="22"/>
                 <w:szCs w:val="22"/>
               </w:rPr>
-              <w:t xml:space="preserve">слайд 15</w:t>
+              <w:t xml:space="preserve">слайд 16</w:t>
             </w:r>
           </w:p>
         </w:tc>
@@ -2015,7 +2477,7 @@
                 <w:sz w:val="22"/>
                 <w:szCs w:val="22"/>
               </w:rPr>
-              <w:t xml:space="preserve">Задачи трёх уровней: A (1–4) — для всех, B (5–8) — средний, C (9–10) — повышенный. Памятка по вводу и выводу на листе. Индивидуальная помощь при разборе ошибок.</w:t>
+              <w:t xml:space="preserve">Задачи расположены от простой к сложной: A (1–4) — для всех, B (5–8) — средний, C (9–10) — повышенный. Индивидуальная помощь при разборе ошибок; сильные учащиеся помогают соседям после решения задач уровня C.</w:t>
             </w:r>
           </w:p>
         </w:tc>
@@ -2039,7 +2501,7 @@
                 <w:sz w:val="22"/>
                 <w:szCs w:val="22"/>
               </w:rPr>
-              <w:t xml:space="preserve">Автоматическая проверка решений на acmp.ru, самооценка на листе, трассировка на слайде 11, рефлексия «3 – 2 – 1».</w:t>
+              <w:t xml:space="preserve">Формативная работа 8.1.4.2 (балл из 20 и отчёт по заданиям), трассировка на слайде 12, автоматическая проверка решений на acmp.ru, рефлексия «3 – 2 – 1».</w:t>
             </w:r>
           </w:p>
         </w:tc>
@@ -2063,7 +2525,7 @@
                 <w:sz w:val="22"/>
                 <w:szCs w:val="22"/>
               </w:rPr>
-              <w:t xml:space="preserve">Соблюдение правил работы за компьютером; смена деятельности: объяснение → работа в редакторе → практическая работа.</w:t>
+              <w:t xml:space="preserve">Соблюдение правил работы за компьютером; физминутка после формативной работы (25–28 мин); смена деятельности: тест → объяснение → работа в редакторе → практическая работа.</w:t>
             </w:r>
           </w:p>
         </w:tc>
@@ -2096,7 +2558,1374 @@
           <w:sz w:val="22"/>
           <w:szCs w:val="22"/>
         </w:rPr>
-        <w:t xml:space="preserve">Перед уроком: проверьте, что у учащихся есть учётные записи на acmp.ru и что сайт доступен из кабинета; откройте страницы задач и сверьте условия с листом.</w:t>
+        <w:t xml:space="preserve">Перед уроком: скопируйте formativ-8.1.4.2.html на компьютеры учащихся; проверьте, что у учащихся есть учётные записи на acmp.ru и что сайт доступен из кабинета; найдите задачи листа на сайте и сверьте условия.</w:t>
+      </w:r>
+    </w:p>
+    <w:p>
+      <w:r>
+        <w:br w:type="page"/>
+      </w:r>
+    </w:p>
+    <w:p>
+      <w:pPr>
+        <w:spacing w:after="60" w:before="0"/>
+      </w:pPr>
+      <w:r>
+        <w:rPr>
+          <w:rFonts w:ascii="Times New Roman" w:cs="Times New Roman" w:eastAsia="Times New Roman" w:hAnsi="Times New Roman"/>
+          <w:b/>
+          <w:bCs/>
+          <w:sz w:val="28"/>
+          <w:szCs w:val="28"/>
+        </w:rPr>
+        <w:t xml:space="preserve">Приложение. Ключ к раздаточному листу (решения задач 1–10)</w:t>
+      </w:r>
+    </w:p>
+    <w:p>
+      <w:pPr>
+        <w:spacing w:after="120" w:before="0"/>
+      </w:pPr>
+      <w:r>
+        <w:rPr>
+          <w:rFonts w:ascii="Times New Roman" w:cs="Times New Roman" w:eastAsia="Times New Roman" w:hAnsi="Times New Roman"/>
+          <w:i/>
+          <w:iCs/>
+          <w:sz w:val="20"/>
+          <w:szCs w:val="20"/>
+        </w:rPr>
+        <w:t xml:space="preserve">Каждое решение запущено на всех примерах листа и на случайных тестах (tools/teacher/run-solutions.py), ответы совпали. На самом сайте acmp.ru решения не отправлялись.</w:t>
+      </w:r>
+    </w:p>
+    <w:p>
+      <w:pPr>
+        <w:keepNext/>
+        <w:spacing w:after="40" w:before="120"/>
+      </w:pPr>
+      <w:r>
+        <w:rPr>
+          <w:rFonts w:ascii="Times New Roman" w:cs="Times New Roman" w:eastAsia="Times New Roman" w:hAnsi="Times New Roman"/>
+          <w:b/>
+          <w:bCs/>
+          <w:sz w:val="22"/>
+          <w:szCs w:val="22"/>
+        </w:rPr>
+        <w:t xml:space="preserve">1. Сумма</w:t>
+      </w:r>
+      <w:r>
+        <w:rPr>
+          <w:rFonts w:ascii="Times New Roman" w:cs="Times New Roman" w:eastAsia="Times New Roman" w:hAnsi="Times New Roman"/>
+          <w:sz w:val="22"/>
+          <w:szCs w:val="22"/>
+        </w:rPr>
+        <w:t xml:space="preserve"> (уровень A)</w:t>
+      </w:r>
+    </w:p>
+    <w:p>
+      <w:pPr>
+        <w:spacing w:after="0"/>
+      </w:pPr>
+      <w:r>
+        <w:rPr>
+          <w:rFonts w:ascii="Courier New" w:cs="Courier New" w:eastAsia="Courier New" w:hAnsi="Courier New"/>
+          <w:sz w:val="18"/>
+          <w:szCs w:val="18"/>
+        </w:rPr>
+        <w:t xml:space="preserve">n = int(input())</w:t>
+      </w:r>
+    </w:p>
+    <w:p>
+      <w:pPr>
+        <w:spacing w:after="0"/>
+      </w:pPr>
+      <w:r>
+        <w:rPr>
+          <w:rFonts w:ascii="Courier New" w:cs="Courier New" w:eastAsia="Courier New" w:hAnsi="Courier New"/>
+          <w:sz w:val="18"/>
+          <w:szCs w:val="18"/>
+        </w:rPr>
+        <w:t xml:space="preserve">s = 0</w:t>
+      </w:r>
+    </w:p>
+    <w:p>
+      <w:pPr>
+        <w:spacing w:after="0"/>
+      </w:pPr>
+      <w:r>
+        <w:rPr>
+          <w:rFonts w:ascii="Courier New" w:cs="Courier New" w:eastAsia="Courier New" w:hAnsi="Courier New"/>
+          <w:sz w:val="18"/>
+          <w:szCs w:val="18"/>
+        </w:rPr>
+        <w:t xml:space="preserve">if n &gt;= 1:</w:t>
+      </w:r>
+    </w:p>
+    <w:p>
+      <w:pPr>
+        <w:spacing w:after="0"/>
+      </w:pPr>
+      <w:r>
+        <w:rPr>
+          <w:rFonts w:ascii="Courier New" w:cs="Courier New" w:eastAsia="Courier New" w:hAnsi="Courier New"/>
+          <w:sz w:val="18"/>
+          <w:szCs w:val="18"/>
+        </w:rPr>
+        <w:t xml:space="preserve">    for i in range(1, n + 1):</w:t>
+      </w:r>
+    </w:p>
+    <w:p>
+      <w:pPr>
+        <w:spacing w:after="0"/>
+      </w:pPr>
+      <w:r>
+        <w:rPr>
+          <w:rFonts w:ascii="Courier New" w:cs="Courier New" w:eastAsia="Courier New" w:hAnsi="Courier New"/>
+          <w:sz w:val="18"/>
+          <w:szCs w:val="18"/>
+        </w:rPr>
+        <w:t xml:space="preserve">        s = s + i</w:t>
+      </w:r>
+    </w:p>
+    <w:p>
+      <w:pPr>
+        <w:spacing w:after="0"/>
+      </w:pPr>
+      <w:r>
+        <w:rPr>
+          <w:rFonts w:ascii="Courier New" w:cs="Courier New" w:eastAsia="Courier New" w:hAnsi="Courier New"/>
+          <w:sz w:val="18"/>
+          <w:szCs w:val="18"/>
+        </w:rPr>
+        <w:t xml:space="preserve">else:                          # N может быть меньше 1</w:t>
+      </w:r>
+    </w:p>
+    <w:p>
+      <w:pPr>
+        <w:spacing w:after="0"/>
+      </w:pPr>
+      <w:r>
+        <w:rPr>
+          <w:rFonts w:ascii="Courier New" w:cs="Courier New" w:eastAsia="Courier New" w:hAnsi="Courier New"/>
+          <w:sz w:val="18"/>
+          <w:szCs w:val="18"/>
+        </w:rPr>
+        <w:t xml:space="preserve">    for i in range(n, 2):</w:t>
+      </w:r>
+    </w:p>
+    <w:p>
+      <w:pPr>
+        <w:spacing w:after="0"/>
+      </w:pPr>
+      <w:r>
+        <w:rPr>
+          <w:rFonts w:ascii="Courier New" w:cs="Courier New" w:eastAsia="Courier New" w:hAnsi="Courier New"/>
+          <w:sz w:val="18"/>
+          <w:szCs w:val="18"/>
+        </w:rPr>
+        <w:t xml:space="preserve">        s = s + i</w:t>
+      </w:r>
+    </w:p>
+    <w:p>
+      <w:pPr>
+        <w:spacing w:after="0"/>
+      </w:pPr>
+      <w:r>
+        <w:rPr>
+          <w:rFonts w:ascii="Courier New" w:cs="Courier New" w:eastAsia="Courier New" w:hAnsi="Courier New"/>
+          <w:sz w:val="18"/>
+          <w:szCs w:val="18"/>
+        </w:rPr>
+        <w:t xml:space="preserve">print(s)</w:t>
+      </w:r>
+    </w:p>
+    <w:p>
+      <w:pPr>
+        <w:keepNext/>
+        <w:spacing w:after="40" w:before="120"/>
+      </w:pPr>
+      <w:r>
+        <w:rPr>
+          <w:rFonts w:ascii="Times New Roman" w:cs="Times New Roman" w:eastAsia="Times New Roman" w:hAnsi="Times New Roman"/>
+          <w:b/>
+          <w:bCs/>
+          <w:sz w:val="22"/>
+          <w:szCs w:val="22"/>
+        </w:rPr>
+        <w:t xml:space="preserve">2. Факториал</w:t>
+      </w:r>
+      <w:r>
+        <w:rPr>
+          <w:rFonts w:ascii="Times New Roman" w:cs="Times New Roman" w:eastAsia="Times New Roman" w:hAnsi="Times New Roman"/>
+          <w:sz w:val="22"/>
+          <w:szCs w:val="22"/>
+        </w:rPr>
+        <w:t xml:space="preserve"> (уровень A)</w:t>
+      </w:r>
+    </w:p>
+    <w:p>
+      <w:pPr>
+        <w:spacing w:after="0"/>
+      </w:pPr>
+      <w:r>
+        <w:rPr>
+          <w:rFonts w:ascii="Courier New" w:cs="Courier New" w:eastAsia="Courier New" w:hAnsi="Courier New"/>
+          <w:sz w:val="18"/>
+          <w:szCs w:val="18"/>
+        </w:rPr>
+        <w:t xml:space="preserve">n = int(input())</w:t>
+      </w:r>
+    </w:p>
+    <w:p>
+      <w:pPr>
+        <w:spacing w:after="0"/>
+      </w:pPr>
+      <w:r>
+        <w:rPr>
+          <w:rFonts w:ascii="Courier New" w:cs="Courier New" w:eastAsia="Courier New" w:hAnsi="Courier New"/>
+          <w:sz w:val="18"/>
+          <w:szCs w:val="18"/>
+        </w:rPr>
+        <w:t xml:space="preserve">f = 1</w:t>
+      </w:r>
+    </w:p>
+    <w:p>
+      <w:pPr>
+        <w:spacing w:after="0"/>
+      </w:pPr>
+      <w:r>
+        <w:rPr>
+          <w:rFonts w:ascii="Courier New" w:cs="Courier New" w:eastAsia="Courier New" w:hAnsi="Courier New"/>
+          <w:sz w:val="18"/>
+          <w:szCs w:val="18"/>
+        </w:rPr>
+        <w:t xml:space="preserve">for i in range(1, n + 1):</w:t>
+      </w:r>
+    </w:p>
+    <w:p>
+      <w:pPr>
+        <w:spacing w:after="0"/>
+      </w:pPr>
+      <w:r>
+        <w:rPr>
+          <w:rFonts w:ascii="Courier New" w:cs="Courier New" w:eastAsia="Courier New" w:hAnsi="Courier New"/>
+          <w:sz w:val="18"/>
+          <w:szCs w:val="18"/>
+        </w:rPr>
+        <w:t xml:space="preserve">    f = f * i</w:t>
+      </w:r>
+    </w:p>
+    <w:p>
+      <w:pPr>
+        <w:spacing w:after="0"/>
+      </w:pPr>
+      <w:r>
+        <w:rPr>
+          <w:rFonts w:ascii="Courier New" w:cs="Courier New" w:eastAsia="Courier New" w:hAnsi="Courier New"/>
+          <w:sz w:val="18"/>
+          <w:szCs w:val="18"/>
+        </w:rPr>
+        <w:t xml:space="preserve">print(f)</w:t>
+      </w:r>
+    </w:p>
+    <w:p>
+      <w:pPr>
+        <w:keepNext/>
+        <w:spacing w:after="40" w:before="120"/>
+      </w:pPr>
+      <w:r>
+        <w:rPr>
+          <w:rFonts w:ascii="Times New Roman" w:cs="Times New Roman" w:eastAsia="Times New Roman" w:hAnsi="Times New Roman"/>
+          <w:b/>
+          <w:bCs/>
+          <w:sz w:val="22"/>
+          <w:szCs w:val="22"/>
+        </w:rPr>
+        <w:t xml:space="preserve">3. Список квадратов</w:t>
+      </w:r>
+      <w:r>
+        <w:rPr>
+          <w:rFonts w:ascii="Times New Roman" w:cs="Times New Roman" w:eastAsia="Times New Roman" w:hAnsi="Times New Roman"/>
+          <w:sz w:val="22"/>
+          <w:szCs w:val="22"/>
+        </w:rPr>
+        <w:t xml:space="preserve"> (уровень A)</w:t>
+      </w:r>
+    </w:p>
+    <w:p>
+      <w:pPr>
+        <w:spacing w:after="0"/>
+      </w:pPr>
+      <w:r>
+        <w:rPr>
+          <w:rFonts w:ascii="Courier New" w:cs="Courier New" w:eastAsia="Courier New" w:hAnsi="Courier New"/>
+          <w:sz w:val="18"/>
+          <w:szCs w:val="18"/>
+        </w:rPr>
+        <w:t xml:space="preserve">n = int(input())</w:t>
+      </w:r>
+    </w:p>
+    <w:p>
+      <w:pPr>
+        <w:spacing w:after="0"/>
+      </w:pPr>
+      <w:r>
+        <w:rPr>
+          <w:rFonts w:ascii="Courier New" w:cs="Courier New" w:eastAsia="Courier New" w:hAnsi="Courier New"/>
+          <w:sz w:val="18"/>
+          <w:szCs w:val="18"/>
+        </w:rPr>
+        <w:t xml:space="preserve">i = 1</w:t>
+      </w:r>
+    </w:p>
+    <w:p>
+      <w:pPr>
+        <w:spacing w:after="0"/>
+      </w:pPr>
+      <w:r>
+        <w:rPr>
+          <w:rFonts w:ascii="Courier New" w:cs="Courier New" w:eastAsia="Courier New" w:hAnsi="Courier New"/>
+          <w:sz w:val="18"/>
+          <w:szCs w:val="18"/>
+        </w:rPr>
+        <w:t xml:space="preserve">while i * i &lt;= n:</w:t>
+      </w:r>
+    </w:p>
+    <w:p>
+      <w:pPr>
+        <w:spacing w:after="0"/>
+      </w:pPr>
+      <w:r>
+        <w:rPr>
+          <w:rFonts w:ascii="Courier New" w:cs="Courier New" w:eastAsia="Courier New" w:hAnsi="Courier New"/>
+          <w:sz w:val="18"/>
+          <w:szCs w:val="18"/>
+        </w:rPr>
+        <w:t xml:space="preserve">    print(i * i, end=' ')</w:t>
+      </w:r>
+    </w:p>
+    <w:p>
+      <w:pPr>
+        <w:spacing w:after="0"/>
+      </w:pPr>
+      <w:r>
+        <w:rPr>
+          <w:rFonts w:ascii="Courier New" w:cs="Courier New" w:eastAsia="Courier New" w:hAnsi="Courier New"/>
+          <w:sz w:val="18"/>
+          <w:szCs w:val="18"/>
+        </w:rPr>
+        <w:t xml:space="preserve">    i = i + 1</w:t>
+      </w:r>
+    </w:p>
+    <w:p>
+      <w:pPr>
+        <w:keepNext/>
+        <w:spacing w:after="40" w:before="120"/>
+      </w:pPr>
+      <w:r>
+        <w:rPr>
+          <w:rFonts w:ascii="Times New Roman" w:cs="Times New Roman" w:eastAsia="Times New Roman" w:hAnsi="Times New Roman"/>
+          <w:b/>
+          <w:bCs/>
+          <w:sz w:val="22"/>
+          <w:szCs w:val="22"/>
+        </w:rPr>
+        <w:t xml:space="preserve">4. Список степеней двойки</w:t>
+      </w:r>
+      <w:r>
+        <w:rPr>
+          <w:rFonts w:ascii="Times New Roman" w:cs="Times New Roman" w:eastAsia="Times New Roman" w:hAnsi="Times New Roman"/>
+          <w:sz w:val="22"/>
+          <w:szCs w:val="22"/>
+        </w:rPr>
+        <w:t xml:space="preserve"> (уровень A)</w:t>
+      </w:r>
+    </w:p>
+    <w:p>
+      <w:pPr>
+        <w:spacing w:after="0"/>
+      </w:pPr>
+      <w:r>
+        <w:rPr>
+          <w:rFonts w:ascii="Courier New" w:cs="Courier New" w:eastAsia="Courier New" w:hAnsi="Courier New"/>
+          <w:sz w:val="18"/>
+          <w:szCs w:val="18"/>
+        </w:rPr>
+        <w:t xml:space="preserve">n = int(input())</w:t>
+      </w:r>
+    </w:p>
+    <w:p>
+      <w:pPr>
+        <w:spacing w:after="0"/>
+      </w:pPr>
+      <w:r>
+        <w:rPr>
+          <w:rFonts w:ascii="Courier New" w:cs="Courier New" w:eastAsia="Courier New" w:hAnsi="Courier New"/>
+          <w:sz w:val="18"/>
+          <w:szCs w:val="18"/>
+        </w:rPr>
+        <w:t xml:space="preserve">p = 1</w:t>
+      </w:r>
+    </w:p>
+    <w:p>
+      <w:pPr>
+        <w:spacing w:after="0"/>
+      </w:pPr>
+      <w:r>
+        <w:rPr>
+          <w:rFonts w:ascii="Courier New" w:cs="Courier New" w:eastAsia="Courier New" w:hAnsi="Courier New"/>
+          <w:sz w:val="18"/>
+          <w:szCs w:val="18"/>
+        </w:rPr>
+        <w:t xml:space="preserve">while p &lt;= n:</w:t>
+      </w:r>
+    </w:p>
+    <w:p>
+      <w:pPr>
+        <w:spacing w:after="0"/>
+      </w:pPr>
+      <w:r>
+        <w:rPr>
+          <w:rFonts w:ascii="Courier New" w:cs="Courier New" w:eastAsia="Courier New" w:hAnsi="Courier New"/>
+          <w:sz w:val="18"/>
+          <w:szCs w:val="18"/>
+        </w:rPr>
+        <w:t xml:space="preserve">    print(p, end=' ')</w:t>
+      </w:r>
+    </w:p>
+    <w:p>
+      <w:pPr>
+        <w:spacing w:after="0"/>
+      </w:pPr>
+      <w:r>
+        <w:rPr>
+          <w:rFonts w:ascii="Courier New" w:cs="Courier New" w:eastAsia="Courier New" w:hAnsi="Courier New"/>
+          <w:sz w:val="18"/>
+          <w:szCs w:val="18"/>
+        </w:rPr>
+        <w:t xml:space="preserve">    p = p * 2</w:t>
+      </w:r>
+    </w:p>
+    <w:p>
+      <w:pPr>
+        <w:keepNext/>
+        <w:spacing w:after="40" w:before="120"/>
+      </w:pPr>
+      <w:r>
+        <w:rPr>
+          <w:rFonts w:ascii="Times New Roman" w:cs="Times New Roman" w:eastAsia="Times New Roman" w:hAnsi="Times New Roman"/>
+          <w:b/>
+          <w:bCs/>
+          <w:sz w:val="22"/>
+          <w:szCs w:val="22"/>
+        </w:rPr>
+        <w:t xml:space="preserve">5. Минимальный делитель</w:t>
+      </w:r>
+      <w:r>
+        <w:rPr>
+          <w:rFonts w:ascii="Times New Roman" w:cs="Times New Roman" w:eastAsia="Times New Roman" w:hAnsi="Times New Roman"/>
+          <w:sz w:val="22"/>
+          <w:szCs w:val="22"/>
+        </w:rPr>
+        <w:t xml:space="preserve"> (уровень B)</w:t>
+      </w:r>
+    </w:p>
+    <w:p>
+      <w:pPr>
+        <w:spacing w:after="0"/>
+      </w:pPr>
+      <w:r>
+        <w:rPr>
+          <w:rFonts w:ascii="Courier New" w:cs="Courier New" w:eastAsia="Courier New" w:hAnsi="Courier New"/>
+          <w:sz w:val="18"/>
+          <w:szCs w:val="18"/>
+        </w:rPr>
+        <w:t xml:space="preserve">n = int(input())</w:t>
+      </w:r>
+    </w:p>
+    <w:p>
+      <w:pPr>
+        <w:spacing w:after="0"/>
+      </w:pPr>
+      <w:r>
+        <w:rPr>
+          <w:rFonts w:ascii="Courier New" w:cs="Courier New" w:eastAsia="Courier New" w:hAnsi="Courier New"/>
+          <w:sz w:val="18"/>
+          <w:szCs w:val="18"/>
+        </w:rPr>
+        <w:t xml:space="preserve">d = 2</w:t>
+      </w:r>
+    </w:p>
+    <w:p>
+      <w:pPr>
+        <w:spacing w:after="0"/>
+      </w:pPr>
+      <w:r>
+        <w:rPr>
+          <w:rFonts w:ascii="Courier New" w:cs="Courier New" w:eastAsia="Courier New" w:hAnsi="Courier New"/>
+          <w:sz w:val="18"/>
+          <w:szCs w:val="18"/>
+        </w:rPr>
+        <w:t xml:space="preserve">while n % d != 0:</w:t>
+      </w:r>
+    </w:p>
+    <w:p>
+      <w:pPr>
+        <w:spacing w:after="0"/>
+      </w:pPr>
+      <w:r>
+        <w:rPr>
+          <w:rFonts w:ascii="Courier New" w:cs="Courier New" w:eastAsia="Courier New" w:hAnsi="Courier New"/>
+          <w:sz w:val="18"/>
+          <w:szCs w:val="18"/>
+        </w:rPr>
+        <w:t xml:space="preserve">    d = d + 1</w:t>
+      </w:r>
+    </w:p>
+    <w:p>
+      <w:pPr>
+        <w:spacing w:after="0"/>
+      </w:pPr>
+      <w:r>
+        <w:rPr>
+          <w:rFonts w:ascii="Courier New" w:cs="Courier New" w:eastAsia="Courier New" w:hAnsi="Courier New"/>
+          <w:sz w:val="18"/>
+          <w:szCs w:val="18"/>
+        </w:rPr>
+        <w:t xml:space="preserve">print(d)</w:t>
+      </w:r>
+    </w:p>
+    <w:p>
+      <w:pPr>
+        <w:keepNext/>
+        <w:spacing w:after="40" w:before="120"/>
+      </w:pPr>
+      <w:r>
+        <w:rPr>
+          <w:rFonts w:ascii="Times New Roman" w:cs="Times New Roman" w:eastAsia="Times New Roman" w:hAnsi="Times New Roman"/>
+          <w:b/>
+          <w:bCs/>
+          <w:sz w:val="22"/>
+          <w:szCs w:val="22"/>
+        </w:rPr>
+        <w:t xml:space="preserve">6. Арбузы</w:t>
+      </w:r>
+      <w:r>
+        <w:rPr>
+          <w:rFonts w:ascii="Times New Roman" w:cs="Times New Roman" w:eastAsia="Times New Roman" w:hAnsi="Times New Roman"/>
+          <w:sz w:val="22"/>
+          <w:szCs w:val="22"/>
+        </w:rPr>
+        <w:t xml:space="preserve"> (уровень B)</w:t>
+      </w:r>
+    </w:p>
+    <w:p>
+      <w:pPr>
+        <w:spacing w:after="0"/>
+      </w:pPr>
+      <w:r>
+        <w:rPr>
+          <w:rFonts w:ascii="Courier New" w:cs="Courier New" w:eastAsia="Courier New" w:hAnsi="Courier New"/>
+          <w:sz w:val="18"/>
+          <w:szCs w:val="18"/>
+        </w:rPr>
+        <w:t xml:space="preserve">n = int(input())</w:t>
+      </w:r>
+    </w:p>
+    <w:p>
+      <w:pPr>
+        <w:spacing w:after="0"/>
+      </w:pPr>
+      <w:r>
+        <w:rPr>
+          <w:rFonts w:ascii="Courier New" w:cs="Courier New" w:eastAsia="Courier New" w:hAnsi="Courier New"/>
+          <w:sz w:val="18"/>
+          <w:szCs w:val="18"/>
+        </w:rPr>
+        <w:t xml:space="preserve">a = list(map(int, input().split()))</w:t>
+      </w:r>
+    </w:p>
+    <w:p>
+      <w:pPr>
+        <w:spacing w:after="0"/>
+      </w:pPr>
+      <w:r>
+        <w:rPr>
+          <w:rFonts w:ascii="Courier New" w:cs="Courier New" w:eastAsia="Courier New" w:hAnsi="Courier New"/>
+          <w:sz w:val="18"/>
+          <w:szCs w:val="18"/>
+        </w:rPr>
+        <w:t xml:space="preserve">mn = a[0]</w:t>
+      </w:r>
+    </w:p>
+    <w:p>
+      <w:pPr>
+        <w:spacing w:after="0"/>
+      </w:pPr>
+      <w:r>
+        <w:rPr>
+          <w:rFonts w:ascii="Courier New" w:cs="Courier New" w:eastAsia="Courier New" w:hAnsi="Courier New"/>
+          <w:sz w:val="18"/>
+          <w:szCs w:val="18"/>
+        </w:rPr>
+        <w:t xml:space="preserve">mx = a[0]</w:t>
+      </w:r>
+    </w:p>
+    <w:p>
+      <w:pPr>
+        <w:spacing w:after="0"/>
+      </w:pPr>
+      <w:r>
+        <w:rPr>
+          <w:rFonts w:ascii="Courier New" w:cs="Courier New" w:eastAsia="Courier New" w:hAnsi="Courier New"/>
+          <w:sz w:val="18"/>
+          <w:szCs w:val="18"/>
+        </w:rPr>
+        <w:t xml:space="preserve">for x in a:</w:t>
+      </w:r>
+    </w:p>
+    <w:p>
+      <w:pPr>
+        <w:spacing w:after="0"/>
+      </w:pPr>
+      <w:r>
+        <w:rPr>
+          <w:rFonts w:ascii="Courier New" w:cs="Courier New" w:eastAsia="Courier New" w:hAnsi="Courier New"/>
+          <w:sz w:val="18"/>
+          <w:szCs w:val="18"/>
+        </w:rPr>
+        <w:t xml:space="preserve">    if x &lt; mn:</w:t>
+      </w:r>
+    </w:p>
+    <w:p>
+      <w:pPr>
+        <w:spacing w:after="0"/>
+      </w:pPr>
+      <w:r>
+        <w:rPr>
+          <w:rFonts w:ascii="Courier New" w:cs="Courier New" w:eastAsia="Courier New" w:hAnsi="Courier New"/>
+          <w:sz w:val="18"/>
+          <w:szCs w:val="18"/>
+        </w:rPr>
+        <w:t xml:space="preserve">        mn = x</w:t>
+      </w:r>
+    </w:p>
+    <w:p>
+      <w:pPr>
+        <w:spacing w:after="0"/>
+      </w:pPr>
+      <w:r>
+        <w:rPr>
+          <w:rFonts w:ascii="Courier New" w:cs="Courier New" w:eastAsia="Courier New" w:hAnsi="Courier New"/>
+          <w:sz w:val="18"/>
+          <w:szCs w:val="18"/>
+        </w:rPr>
+        <w:t xml:space="preserve">    if x &gt; mx:</w:t>
+      </w:r>
+    </w:p>
+    <w:p>
+      <w:pPr>
+        <w:spacing w:after="0"/>
+      </w:pPr>
+      <w:r>
+        <w:rPr>
+          <w:rFonts w:ascii="Courier New" w:cs="Courier New" w:eastAsia="Courier New" w:hAnsi="Courier New"/>
+          <w:sz w:val="18"/>
+          <w:szCs w:val="18"/>
+        </w:rPr>
+        <w:t xml:space="preserve">        mx = x</w:t>
+      </w:r>
+    </w:p>
+    <w:p>
+      <w:pPr>
+        <w:spacing w:after="0"/>
+      </w:pPr>
+      <w:r>
+        <w:rPr>
+          <w:rFonts w:ascii="Courier New" w:cs="Courier New" w:eastAsia="Courier New" w:hAnsi="Courier New"/>
+          <w:sz w:val="18"/>
+          <w:szCs w:val="18"/>
+        </w:rPr>
+        <w:t xml:space="preserve">print(mn, mx)</w:t>
+      </w:r>
+    </w:p>
+    <w:p>
+      <w:pPr>
+        <w:keepNext/>
+        <w:spacing w:after="40" w:before="120"/>
+      </w:pPr>
+      <w:r>
+        <w:rPr>
+          <w:rFonts w:ascii="Times New Roman" w:cs="Times New Roman" w:eastAsia="Times New Roman" w:hAnsi="Times New Roman"/>
+          <w:b/>
+          <w:bCs/>
+          <w:sz w:val="22"/>
+          <w:szCs w:val="22"/>
+        </w:rPr>
+        <w:t xml:space="preserve">7. Загадка</w:t>
+      </w:r>
+      <w:r>
+        <w:rPr>
+          <w:rFonts w:ascii="Times New Roman" w:cs="Times New Roman" w:eastAsia="Times New Roman" w:hAnsi="Times New Roman"/>
+          <w:sz w:val="22"/>
+          <w:szCs w:val="22"/>
+        </w:rPr>
+        <w:t xml:space="preserve"> (уровень B)</w:t>
+      </w:r>
+    </w:p>
+    <w:p>
+      <w:pPr>
+        <w:spacing w:after="0"/>
+      </w:pPr>
+      <w:r>
+        <w:rPr>
+          <w:rFonts w:ascii="Courier New" w:cs="Courier New" w:eastAsia="Courier New" w:hAnsi="Courier New"/>
+          <w:sz w:val="18"/>
+          <w:szCs w:val="18"/>
+        </w:rPr>
+        <w:t xml:space="preserve">s, p = map(int, input().split())</w:t>
+      </w:r>
+    </w:p>
+    <w:p>
+      <w:pPr>
+        <w:spacing w:after="0"/>
+      </w:pPr>
+      <w:r>
+        <w:rPr>
+          <w:rFonts w:ascii="Courier New" w:cs="Courier New" w:eastAsia="Courier New" w:hAnsi="Courier New"/>
+          <w:sz w:val="18"/>
+          <w:szCs w:val="18"/>
+        </w:rPr>
+        <w:t xml:space="preserve">for x in range(1, s):</w:t>
+      </w:r>
+    </w:p>
+    <w:p>
+      <w:pPr>
+        <w:spacing w:after="0"/>
+      </w:pPr>
+      <w:r>
+        <w:rPr>
+          <w:rFonts w:ascii="Courier New" w:cs="Courier New" w:eastAsia="Courier New" w:hAnsi="Courier New"/>
+          <w:sz w:val="18"/>
+          <w:szCs w:val="18"/>
+        </w:rPr>
+        <w:t xml:space="preserve">    y = s - x</w:t>
+      </w:r>
+    </w:p>
+    <w:p>
+      <w:pPr>
+        <w:spacing w:after="0"/>
+      </w:pPr>
+      <w:r>
+        <w:rPr>
+          <w:rFonts w:ascii="Courier New" w:cs="Courier New" w:eastAsia="Courier New" w:hAnsi="Courier New"/>
+          <w:sz w:val="18"/>
+          <w:szCs w:val="18"/>
+        </w:rPr>
+        <w:t xml:space="preserve">    if x &lt;= y and x * y == p:</w:t>
+      </w:r>
+    </w:p>
+    <w:p>
+      <w:pPr>
+        <w:spacing w:after="0"/>
+      </w:pPr>
+      <w:r>
+        <w:rPr>
+          <w:rFonts w:ascii="Courier New" w:cs="Courier New" w:eastAsia="Courier New" w:hAnsi="Courier New"/>
+          <w:sz w:val="18"/>
+          <w:szCs w:val="18"/>
+        </w:rPr>
+        <w:t xml:space="preserve">        print(x, y)</w:t>
+      </w:r>
+    </w:p>
+    <w:p>
+      <w:pPr>
+        <w:spacing w:after="0"/>
+      </w:pPr>
+      <w:r>
+        <w:rPr>
+          <w:rFonts w:ascii="Courier New" w:cs="Courier New" w:eastAsia="Courier New" w:hAnsi="Courier New"/>
+          <w:sz w:val="18"/>
+          <w:szCs w:val="18"/>
+        </w:rPr>
+        <w:t xml:space="preserve">        break</w:t>
+      </w:r>
+    </w:p>
+    <w:p>
+      <w:pPr>
+        <w:keepNext/>
+        <w:spacing w:after="40" w:before="120"/>
+      </w:pPr>
+      <w:r>
+        <w:rPr>
+          <w:rFonts w:ascii="Times New Roman" w:cs="Times New Roman" w:eastAsia="Times New Roman" w:hAnsi="Times New Roman"/>
+          <w:b/>
+          <w:bCs/>
+          <w:sz w:val="22"/>
+          <w:szCs w:val="22"/>
+        </w:rPr>
+        <w:t xml:space="preserve">8. Нули</w:t>
+      </w:r>
+      <w:r>
+        <w:rPr>
+          <w:rFonts w:ascii="Times New Roman" w:cs="Times New Roman" w:eastAsia="Times New Roman" w:hAnsi="Times New Roman"/>
+          <w:sz w:val="22"/>
+          <w:szCs w:val="22"/>
+        </w:rPr>
+        <w:t xml:space="preserve"> (уровень B)</w:t>
+      </w:r>
+    </w:p>
+    <w:p>
+      <w:pPr>
+        <w:spacing w:after="0"/>
+      </w:pPr>
+      <w:r>
+        <w:rPr>
+          <w:rFonts w:ascii="Courier New" w:cs="Courier New" w:eastAsia="Courier New" w:hAnsi="Courier New"/>
+          <w:sz w:val="18"/>
+          <w:szCs w:val="18"/>
+        </w:rPr>
+        <w:t xml:space="preserve">t = input()</w:t>
+      </w:r>
+    </w:p>
+    <w:p>
+      <w:pPr>
+        <w:spacing w:after="0"/>
+      </w:pPr>
+      <w:r>
+        <w:rPr>
+          <w:rFonts w:ascii="Courier New" w:cs="Courier New" w:eastAsia="Courier New" w:hAnsi="Courier New"/>
+          <w:sz w:val="18"/>
+          <w:szCs w:val="18"/>
+        </w:rPr>
+        <w:t xml:space="preserve">best = 0</w:t>
+      </w:r>
+    </w:p>
+    <w:p>
+      <w:pPr>
+        <w:spacing w:after="0"/>
+      </w:pPr>
+      <w:r>
+        <w:rPr>
+          <w:rFonts w:ascii="Courier New" w:cs="Courier New" w:eastAsia="Courier New" w:hAnsi="Courier New"/>
+          <w:sz w:val="18"/>
+          <w:szCs w:val="18"/>
+        </w:rPr>
+        <w:t xml:space="preserve">cur = 0</w:t>
+      </w:r>
+    </w:p>
+    <w:p>
+      <w:pPr>
+        <w:spacing w:after="0"/>
+      </w:pPr>
+      <w:r>
+        <w:rPr>
+          <w:rFonts w:ascii="Courier New" w:cs="Courier New" w:eastAsia="Courier New" w:hAnsi="Courier New"/>
+          <w:sz w:val="18"/>
+          <w:szCs w:val="18"/>
+        </w:rPr>
+        <w:t xml:space="preserve">for c in t:</w:t>
+      </w:r>
+    </w:p>
+    <w:p>
+      <w:pPr>
+        <w:spacing w:after="0"/>
+      </w:pPr>
+      <w:r>
+        <w:rPr>
+          <w:rFonts w:ascii="Courier New" w:cs="Courier New" w:eastAsia="Courier New" w:hAnsi="Courier New"/>
+          <w:sz w:val="18"/>
+          <w:szCs w:val="18"/>
+        </w:rPr>
+        <w:t xml:space="preserve">    if c == '0':</w:t>
+      </w:r>
+    </w:p>
+    <w:p>
+      <w:pPr>
+        <w:spacing w:after="0"/>
+      </w:pPr>
+      <w:r>
+        <w:rPr>
+          <w:rFonts w:ascii="Courier New" w:cs="Courier New" w:eastAsia="Courier New" w:hAnsi="Courier New"/>
+          <w:sz w:val="18"/>
+          <w:szCs w:val="18"/>
+        </w:rPr>
+        <w:t xml:space="preserve">        cur = cur + 1</w:t>
+      </w:r>
+    </w:p>
+    <w:p>
+      <w:pPr>
+        <w:spacing w:after="0"/>
+      </w:pPr>
+      <w:r>
+        <w:rPr>
+          <w:rFonts w:ascii="Courier New" w:cs="Courier New" w:eastAsia="Courier New" w:hAnsi="Courier New"/>
+          <w:sz w:val="18"/>
+          <w:szCs w:val="18"/>
+        </w:rPr>
+        <w:t xml:space="preserve">        if cur &gt; best:</w:t>
+      </w:r>
+    </w:p>
+    <w:p>
+      <w:pPr>
+        <w:spacing w:after="0"/>
+      </w:pPr>
+      <w:r>
+        <w:rPr>
+          <w:rFonts w:ascii="Courier New" w:cs="Courier New" w:eastAsia="Courier New" w:hAnsi="Courier New"/>
+          <w:sz w:val="18"/>
+          <w:szCs w:val="18"/>
+        </w:rPr>
+        <w:t xml:space="preserve">            best = cur</w:t>
+      </w:r>
+    </w:p>
+    <w:p>
+      <w:pPr>
+        <w:spacing w:after="0"/>
+      </w:pPr>
+      <w:r>
+        <w:rPr>
+          <w:rFonts w:ascii="Courier New" w:cs="Courier New" w:eastAsia="Courier New" w:hAnsi="Courier New"/>
+          <w:sz w:val="18"/>
+          <w:szCs w:val="18"/>
+        </w:rPr>
+        <w:t xml:space="preserve">    else:</w:t>
+      </w:r>
+    </w:p>
+    <w:p>
+      <w:pPr>
+        <w:spacing w:after="0"/>
+      </w:pPr>
+      <w:r>
+        <w:rPr>
+          <w:rFonts w:ascii="Courier New" w:cs="Courier New" w:eastAsia="Courier New" w:hAnsi="Courier New"/>
+          <w:sz w:val="18"/>
+          <w:szCs w:val="18"/>
+        </w:rPr>
+        <w:t xml:space="preserve">        cur = 0</w:t>
+      </w:r>
+    </w:p>
+    <w:p>
+      <w:pPr>
+        <w:spacing w:after="0"/>
+      </w:pPr>
+      <w:r>
+        <w:rPr>
+          <w:rFonts w:ascii="Courier New" w:cs="Courier New" w:eastAsia="Courier New" w:hAnsi="Courier New"/>
+          <w:sz w:val="18"/>
+          <w:szCs w:val="18"/>
+        </w:rPr>
+        <w:t xml:space="preserve">print(best)</w:t>
+      </w:r>
+    </w:p>
+    <w:p>
+      <w:pPr>
+        <w:keepNext/>
+        <w:spacing w:after="40" w:before="120"/>
+      </w:pPr>
+      <w:r>
+        <w:rPr>
+          <w:rFonts w:ascii="Times New Roman" w:cs="Times New Roman" w:eastAsia="Times New Roman" w:hAnsi="Times New Roman"/>
+          <w:b/>
+          <w:bCs/>
+          <w:sz w:val="22"/>
+          <w:szCs w:val="22"/>
+        </w:rPr>
+        <w:t xml:space="preserve">9. Домашнее задание</w:t>
+      </w:r>
+      <w:r>
+        <w:rPr>
+          <w:rFonts w:ascii="Times New Roman" w:cs="Times New Roman" w:eastAsia="Times New Roman" w:hAnsi="Times New Roman"/>
+          <w:sz w:val="22"/>
+          <w:szCs w:val="22"/>
+        </w:rPr>
+        <w:t xml:space="preserve"> (уровень C)</w:t>
+      </w:r>
+    </w:p>
+    <w:p>
+      <w:pPr>
+        <w:spacing w:after="0"/>
+      </w:pPr>
+      <w:r>
+        <w:rPr>
+          <w:rFonts w:ascii="Courier New" w:cs="Courier New" w:eastAsia="Courier New" w:hAnsi="Courier New"/>
+          <w:sz w:val="18"/>
+          <w:szCs w:val="18"/>
+        </w:rPr>
+        <w:t xml:space="preserve">n = int(input())</w:t>
+      </w:r>
+    </w:p>
+    <w:p>
+      <w:pPr>
+        <w:spacing w:after="0"/>
+      </w:pPr>
+      <w:r>
+        <w:rPr>
+          <w:rFonts w:ascii="Courier New" w:cs="Courier New" w:eastAsia="Courier New" w:hAnsi="Courier New"/>
+          <w:sz w:val="18"/>
+          <w:szCs w:val="18"/>
+        </w:rPr>
+        <w:t xml:space="preserve">a = list(map(int, input().split()))</w:t>
+      </w:r>
+    </w:p>
+    <w:p>
+      <w:pPr>
+        <w:spacing w:after="0"/>
+      </w:pPr>
+      <w:r>
+        <w:rPr>
+          <w:rFonts w:ascii="Courier New" w:cs="Courier New" w:eastAsia="Courier New" w:hAnsi="Courier New"/>
+          <w:sz w:val="18"/>
+          <w:szCs w:val="18"/>
+        </w:rPr>
+        <w:t xml:space="preserve">s = 0</w:t>
+      </w:r>
+    </w:p>
+    <w:p>
+      <w:pPr>
+        <w:spacing w:after="0"/>
+      </w:pPr>
+      <w:r>
+        <w:rPr>
+          <w:rFonts w:ascii="Courier New" w:cs="Courier New" w:eastAsia="Courier New" w:hAnsi="Courier New"/>
+          <w:sz w:val="18"/>
+          <w:szCs w:val="18"/>
+        </w:rPr>
+        <w:t xml:space="preserve">for x in a:</w:t>
+      </w:r>
+    </w:p>
+    <w:p>
+      <w:pPr>
+        <w:spacing w:after="0"/>
+      </w:pPr>
+      <w:r>
+        <w:rPr>
+          <w:rFonts w:ascii="Courier New" w:cs="Courier New" w:eastAsia="Courier New" w:hAnsi="Courier New"/>
+          <w:sz w:val="18"/>
+          <w:szCs w:val="18"/>
+        </w:rPr>
+        <w:t xml:space="preserve">    if x &gt; 0:</w:t>
+      </w:r>
+    </w:p>
+    <w:p>
+      <w:pPr>
+        <w:spacing w:after="0"/>
+      </w:pPr>
+      <w:r>
+        <w:rPr>
+          <w:rFonts w:ascii="Courier New" w:cs="Courier New" w:eastAsia="Courier New" w:hAnsi="Courier New"/>
+          <w:sz w:val="18"/>
+          <w:szCs w:val="18"/>
+        </w:rPr>
+        <w:t xml:space="preserve">        s = s + x</w:t>
+      </w:r>
+    </w:p>
+    <w:p>
+      <w:pPr>
+        <w:spacing w:after="0"/>
+      </w:pPr>
+      <w:r>
+        <w:rPr>
+          <w:rFonts w:ascii="Courier New" w:cs="Courier New" w:eastAsia="Courier New" w:hAnsi="Courier New"/>
+          <w:sz w:val="18"/>
+          <w:szCs w:val="18"/>
+        </w:rPr>
+        <w:t xml:space="preserve">i = a.index(min(a))</w:t>
+      </w:r>
+    </w:p>
+    <w:p>
+      <w:pPr>
+        <w:spacing w:after="0"/>
+      </w:pPr>
+      <w:r>
+        <w:rPr>
+          <w:rFonts w:ascii="Courier New" w:cs="Courier New" w:eastAsia="Courier New" w:hAnsi="Courier New"/>
+          <w:sz w:val="18"/>
+          <w:szCs w:val="18"/>
+        </w:rPr>
+        <w:t xml:space="preserve">j = a.index(max(a))</w:t>
+      </w:r>
+    </w:p>
+    <w:p>
+      <w:pPr>
+        <w:spacing w:after="0"/>
+      </w:pPr>
+      <w:r>
+        <w:rPr>
+          <w:rFonts w:ascii="Courier New" w:cs="Courier New" w:eastAsia="Courier New" w:hAnsi="Courier New"/>
+          <w:sz w:val="18"/>
+          <w:szCs w:val="18"/>
+        </w:rPr>
+        <w:t xml:space="preserve">if i &gt; j:</w:t>
+      </w:r>
+    </w:p>
+    <w:p>
+      <w:pPr>
+        <w:spacing w:after="0"/>
+      </w:pPr>
+      <w:r>
+        <w:rPr>
+          <w:rFonts w:ascii="Courier New" w:cs="Courier New" w:eastAsia="Courier New" w:hAnsi="Courier New"/>
+          <w:sz w:val="18"/>
+          <w:szCs w:val="18"/>
+        </w:rPr>
+        <w:t xml:space="preserve">    i, j = j, i</w:t>
+      </w:r>
+    </w:p>
+    <w:p>
+      <w:pPr>
+        <w:spacing w:after="0"/>
+      </w:pPr>
+      <w:r>
+        <w:rPr>
+          <w:rFonts w:ascii="Courier New" w:cs="Courier New" w:eastAsia="Courier New" w:hAnsi="Courier New"/>
+          <w:sz w:val="18"/>
+          <w:szCs w:val="18"/>
+        </w:rPr>
+        <w:t xml:space="preserve">p = 1</w:t>
+      </w:r>
+    </w:p>
+    <w:p>
+      <w:pPr>
+        <w:spacing w:after="0"/>
+      </w:pPr>
+      <w:r>
+        <w:rPr>
+          <w:rFonts w:ascii="Courier New" w:cs="Courier New" w:eastAsia="Courier New" w:hAnsi="Courier New"/>
+          <w:sz w:val="18"/>
+          <w:szCs w:val="18"/>
+        </w:rPr>
+        <w:t xml:space="preserve">for k in range(i + 1, j):</w:t>
+      </w:r>
+    </w:p>
+    <w:p>
+      <w:pPr>
+        <w:spacing w:after="0"/>
+      </w:pPr>
+      <w:r>
+        <w:rPr>
+          <w:rFonts w:ascii="Courier New" w:cs="Courier New" w:eastAsia="Courier New" w:hAnsi="Courier New"/>
+          <w:sz w:val="18"/>
+          <w:szCs w:val="18"/>
+        </w:rPr>
+        <w:t xml:space="preserve">    p = p * a[k]</w:t>
+      </w:r>
+    </w:p>
+    <w:p>
+      <w:pPr>
+        <w:spacing w:after="0"/>
+      </w:pPr>
+      <w:r>
+        <w:rPr>
+          <w:rFonts w:ascii="Courier New" w:cs="Courier New" w:eastAsia="Courier New" w:hAnsi="Courier New"/>
+          <w:sz w:val="18"/>
+          <w:szCs w:val="18"/>
+        </w:rPr>
+        <w:t xml:space="preserve">print(s, p)</w:t>
+      </w:r>
+    </w:p>
+    <w:p>
+      <w:pPr>
+        <w:keepNext/>
+        <w:spacing w:after="40" w:before="120"/>
+      </w:pPr>
+      <w:r>
+        <w:rPr>
+          <w:rFonts w:ascii="Times New Roman" w:cs="Times New Roman" w:eastAsia="Times New Roman" w:hAnsi="Times New Roman"/>
+          <w:b/>
+          <w:bCs/>
+          <w:sz w:val="22"/>
+          <w:szCs w:val="22"/>
+        </w:rPr>
+        <w:t xml:space="preserve">10. Гипотеза Гольдбаха</w:t>
+      </w:r>
+      <w:r>
+        <w:rPr>
+          <w:rFonts w:ascii="Times New Roman" w:cs="Times New Roman" w:eastAsia="Times New Roman" w:hAnsi="Times New Roman"/>
+          <w:sz w:val="22"/>
+          <w:szCs w:val="22"/>
+        </w:rPr>
+        <w:t xml:space="preserve"> (уровень C)</w:t>
+      </w:r>
+    </w:p>
+    <w:p>
+      <w:pPr>
+        <w:spacing w:after="0"/>
+      </w:pPr>
+      <w:r>
+        <w:rPr>
+          <w:rFonts w:ascii="Courier New" w:cs="Courier New" w:eastAsia="Courier New" w:hAnsi="Courier New"/>
+          <w:sz w:val="18"/>
+          <w:szCs w:val="18"/>
+        </w:rPr>
+        <w:t xml:space="preserve">n = int(input())</w:t>
+      </w:r>
+    </w:p>
+    <w:p>
+      <w:pPr>
+        <w:spacing w:after="0"/>
+      </w:pPr>
+      <w:r>
+        <w:rPr>
+          <w:rFonts w:ascii="Courier New" w:cs="Courier New" w:eastAsia="Courier New" w:hAnsi="Courier New"/>
+          <w:sz w:val="18"/>
+          <w:szCs w:val="18"/>
+        </w:rPr>
+        <w:t xml:space="preserve">for a in range(2, n):</w:t>
+      </w:r>
+    </w:p>
+    <w:p>
+      <w:pPr>
+        <w:spacing w:after="0"/>
+      </w:pPr>
+      <w:r>
+        <w:rPr>
+          <w:rFonts w:ascii="Courier New" w:cs="Courier New" w:eastAsia="Courier New" w:hAnsi="Courier New"/>
+          <w:sz w:val="18"/>
+          <w:szCs w:val="18"/>
+        </w:rPr>
+        <w:t xml:space="preserve">    b = n - a</w:t>
+      </w:r>
+    </w:p>
+    <w:p>
+      <w:pPr>
+        <w:spacing w:after="0"/>
+      </w:pPr>
+      <w:r>
+        <w:rPr>
+          <w:rFonts w:ascii="Courier New" w:cs="Courier New" w:eastAsia="Courier New" w:hAnsi="Courier New"/>
+          <w:sz w:val="18"/>
+          <w:szCs w:val="18"/>
+        </w:rPr>
+        <w:t xml:space="preserve">    a_prime = True</w:t>
+      </w:r>
+    </w:p>
+    <w:p>
+      <w:pPr>
+        <w:spacing w:after="0"/>
+      </w:pPr>
+      <w:r>
+        <w:rPr>
+          <w:rFonts w:ascii="Courier New" w:cs="Courier New" w:eastAsia="Courier New" w:hAnsi="Courier New"/>
+          <w:sz w:val="18"/>
+          <w:szCs w:val="18"/>
+        </w:rPr>
+        <w:t xml:space="preserve">    for d in range(2, a):</w:t>
+      </w:r>
+    </w:p>
+    <w:p>
+      <w:pPr>
+        <w:spacing w:after="0"/>
+      </w:pPr>
+      <w:r>
+        <w:rPr>
+          <w:rFonts w:ascii="Courier New" w:cs="Courier New" w:eastAsia="Courier New" w:hAnsi="Courier New"/>
+          <w:sz w:val="18"/>
+          <w:szCs w:val="18"/>
+        </w:rPr>
+        <w:t xml:space="preserve">        if a % d == 0:</w:t>
+      </w:r>
+    </w:p>
+    <w:p>
+      <w:pPr>
+        <w:spacing w:after="0"/>
+      </w:pPr>
+      <w:r>
+        <w:rPr>
+          <w:rFonts w:ascii="Courier New" w:cs="Courier New" w:eastAsia="Courier New" w:hAnsi="Courier New"/>
+          <w:sz w:val="18"/>
+          <w:szCs w:val="18"/>
+        </w:rPr>
+        <w:t xml:space="preserve">            a_prime = False</w:t>
+      </w:r>
+    </w:p>
+    <w:p>
+      <w:pPr>
+        <w:spacing w:after="0"/>
+      </w:pPr>
+      <w:r>
+        <w:rPr>
+          <w:rFonts w:ascii="Courier New" w:cs="Courier New" w:eastAsia="Courier New" w:hAnsi="Courier New"/>
+          <w:sz w:val="18"/>
+          <w:szCs w:val="18"/>
+        </w:rPr>
+        <w:t xml:space="preserve">    b_prime = True</w:t>
+      </w:r>
+    </w:p>
+    <w:p>
+      <w:pPr>
+        <w:spacing w:after="0"/>
+      </w:pPr>
+      <w:r>
+        <w:rPr>
+          <w:rFonts w:ascii="Courier New" w:cs="Courier New" w:eastAsia="Courier New" w:hAnsi="Courier New"/>
+          <w:sz w:val="18"/>
+          <w:szCs w:val="18"/>
+        </w:rPr>
+        <w:t xml:space="preserve">    for d in range(2, b):</w:t>
+      </w:r>
+    </w:p>
+    <w:p>
+      <w:pPr>
+        <w:spacing w:after="0"/>
+      </w:pPr>
+      <w:r>
+        <w:rPr>
+          <w:rFonts w:ascii="Courier New" w:cs="Courier New" w:eastAsia="Courier New" w:hAnsi="Courier New"/>
+          <w:sz w:val="18"/>
+          <w:szCs w:val="18"/>
+        </w:rPr>
+        <w:t xml:space="preserve">        if b % d == 0:</w:t>
+      </w:r>
+    </w:p>
+    <w:p>
+      <w:pPr>
+        <w:spacing w:after="0"/>
+      </w:pPr>
+      <w:r>
+        <w:rPr>
+          <w:rFonts w:ascii="Courier New" w:cs="Courier New" w:eastAsia="Courier New" w:hAnsi="Courier New"/>
+          <w:sz w:val="18"/>
+          <w:szCs w:val="18"/>
+        </w:rPr>
+        <w:t xml:space="preserve">            b_prime = False</w:t>
+      </w:r>
+    </w:p>
+    <w:p>
+      <w:pPr>
+        <w:spacing w:after="0"/>
+      </w:pPr>
+      <w:r>
+        <w:rPr>
+          <w:rFonts w:ascii="Courier New" w:cs="Courier New" w:eastAsia="Courier New" w:hAnsi="Courier New"/>
+          <w:sz w:val="18"/>
+          <w:szCs w:val="18"/>
+        </w:rPr>
+        <w:t xml:space="preserve">    if a_prime and b_prime:</w:t>
+      </w:r>
+    </w:p>
+    <w:p>
+      <w:pPr>
+        <w:spacing w:after="0"/>
+      </w:pPr>
+      <w:r>
+        <w:rPr>
+          <w:rFonts w:ascii="Courier New" w:cs="Courier New" w:eastAsia="Courier New" w:hAnsi="Courier New"/>
+          <w:sz w:val="18"/>
+          <w:szCs w:val="18"/>
+        </w:rPr>
+        <w:t xml:space="preserve">        print(a, b)</w:t>
+      </w:r>
+    </w:p>
+    <w:p>
+      <w:pPr>
+        <w:spacing w:after="0"/>
+      </w:pPr>
+      <w:r>
+        <w:rPr>
+          <w:rFonts w:ascii="Courier New" w:cs="Courier New" w:eastAsia="Courier New" w:hAnsi="Courier New"/>
+          <w:sz w:val="18"/>
+          <w:szCs w:val="18"/>
+        </w:rPr>
+        <w:t xml:space="preserve">        break</w:t>
       </w:r>
     </w:p>
     <w:sectPr>

--- a/8.1.4.4-loops/plan-uroka-8.1.4.4.docx
+++ b/8.1.4.4-loops/plan-uroka-8.1.4.4.docx
@@ -2578,7 +2578,7 @@
           <w:sz w:val="28"/>
           <w:szCs w:val="28"/>
         </w:rPr>
-        <w:t xml:space="preserve">Приложение. Ключ к раздаточному листу (решения задач 1–10)</w:t>
+        <w:t xml:space="preserve">Приложение. Ключ к раздаточному листу (решения задач 1–10: с for и с while)</w:t>
       </w:r>
     </w:p>
     <w:p>
@@ -2622,6 +2622,22 @@
     </w:p>
     <w:p>
       <w:pPr>
+        <w:keepNext/>
+        <w:spacing w:after="20" w:before="60"/>
+      </w:pPr>
+      <w:r>
+        <w:rPr>
+          <w:rFonts w:ascii="Times New Roman" w:cs="Times New Roman" w:eastAsia="Times New Roman" w:hAnsi="Times New Roman"/>
+          <w:i/>
+          <w:iCs/>
+          <w:sz w:val="20"/>
+          <w:szCs w:val="20"/>
+        </w:rPr>
+        <w:t xml:space="preserve">Решение 1 — цикл for</w:t>
+      </w:r>
+    </w:p>
+    <w:p>
+      <w:pPr>
         <w:spacing w:after="0"/>
       </w:pPr>
       <w:r>
@@ -2722,6 +2738,191 @@
           <w:szCs w:val="18"/>
         </w:rPr>
         <w:t xml:space="preserve">        s = s + i</w:t>
+      </w:r>
+    </w:p>
+    <w:p>
+      <w:pPr>
+        <w:spacing w:after="0"/>
+      </w:pPr>
+      <w:r>
+        <w:rPr>
+          <w:rFonts w:ascii="Courier New" w:cs="Courier New" w:eastAsia="Courier New" w:hAnsi="Courier New"/>
+          <w:sz w:val="18"/>
+          <w:szCs w:val="18"/>
+        </w:rPr>
+        <w:t xml:space="preserve">print(s)</w:t>
+      </w:r>
+    </w:p>
+    <w:p>
+      <w:pPr>
+        <w:keepNext/>
+        <w:spacing w:after="20" w:before="60"/>
+      </w:pPr>
+      <w:r>
+        <w:rPr>
+          <w:rFonts w:ascii="Times New Roman" w:cs="Times New Roman" w:eastAsia="Times New Roman" w:hAnsi="Times New Roman"/>
+          <w:i/>
+          <w:iCs/>
+          <w:sz w:val="20"/>
+          <w:szCs w:val="20"/>
+        </w:rPr>
+        <w:t xml:space="preserve">Решение 2 — цикл while</w:t>
+      </w:r>
+    </w:p>
+    <w:p>
+      <w:pPr>
+        <w:spacing w:after="0"/>
+      </w:pPr>
+      <w:r>
+        <w:rPr>
+          <w:rFonts w:ascii="Courier New" w:cs="Courier New" w:eastAsia="Courier New" w:hAnsi="Courier New"/>
+          <w:sz w:val="18"/>
+          <w:szCs w:val="18"/>
+        </w:rPr>
+        <w:t xml:space="preserve">n = int(input())</w:t>
+      </w:r>
+    </w:p>
+    <w:p>
+      <w:pPr>
+        <w:spacing w:after="0"/>
+      </w:pPr>
+      <w:r>
+        <w:rPr>
+          <w:rFonts w:ascii="Courier New" w:cs="Courier New" w:eastAsia="Courier New" w:hAnsi="Courier New"/>
+          <w:sz w:val="18"/>
+          <w:szCs w:val="18"/>
+        </w:rPr>
+        <w:t xml:space="preserve">s = 0</w:t>
+      </w:r>
+    </w:p>
+    <w:p>
+      <w:pPr>
+        <w:spacing w:after="0"/>
+      </w:pPr>
+      <w:r>
+        <w:rPr>
+          <w:rFonts w:ascii="Courier New" w:cs="Courier New" w:eastAsia="Courier New" w:hAnsi="Courier New"/>
+          <w:sz w:val="18"/>
+          <w:szCs w:val="18"/>
+        </w:rPr>
+        <w:t xml:space="preserve">if n &gt;= 1:</w:t>
+      </w:r>
+    </w:p>
+    <w:p>
+      <w:pPr>
+        <w:spacing w:after="0"/>
+      </w:pPr>
+      <w:r>
+        <w:rPr>
+          <w:rFonts w:ascii="Courier New" w:cs="Courier New" w:eastAsia="Courier New" w:hAnsi="Courier New"/>
+          <w:sz w:val="18"/>
+          <w:szCs w:val="18"/>
+        </w:rPr>
+        <w:t xml:space="preserve">    i = 1</w:t>
+      </w:r>
+    </w:p>
+    <w:p>
+      <w:pPr>
+        <w:spacing w:after="0"/>
+      </w:pPr>
+      <w:r>
+        <w:rPr>
+          <w:rFonts w:ascii="Courier New" w:cs="Courier New" w:eastAsia="Courier New" w:hAnsi="Courier New"/>
+          <w:sz w:val="18"/>
+          <w:szCs w:val="18"/>
+        </w:rPr>
+        <w:t xml:space="preserve">    while i &lt;= n:</w:t>
+      </w:r>
+    </w:p>
+    <w:p>
+      <w:pPr>
+        <w:spacing w:after="0"/>
+      </w:pPr>
+      <w:r>
+        <w:rPr>
+          <w:rFonts w:ascii="Courier New" w:cs="Courier New" w:eastAsia="Courier New" w:hAnsi="Courier New"/>
+          <w:sz w:val="18"/>
+          <w:szCs w:val="18"/>
+        </w:rPr>
+        <w:t xml:space="preserve">        s = s + i</w:t>
+      </w:r>
+    </w:p>
+    <w:p>
+      <w:pPr>
+        <w:spacing w:after="0"/>
+      </w:pPr>
+      <w:r>
+        <w:rPr>
+          <w:rFonts w:ascii="Courier New" w:cs="Courier New" w:eastAsia="Courier New" w:hAnsi="Courier New"/>
+          <w:sz w:val="18"/>
+          <w:szCs w:val="18"/>
+        </w:rPr>
+        <w:t xml:space="preserve">        i = i + 1</w:t>
+      </w:r>
+    </w:p>
+    <w:p>
+      <w:pPr>
+        <w:spacing w:after="0"/>
+      </w:pPr>
+      <w:r>
+        <w:rPr>
+          <w:rFonts w:ascii="Courier New" w:cs="Courier New" w:eastAsia="Courier New" w:hAnsi="Courier New"/>
+          <w:sz w:val="18"/>
+          <w:szCs w:val="18"/>
+        </w:rPr>
+        <w:t xml:space="preserve">else:                          # N может быть меньше 1</w:t>
+      </w:r>
+    </w:p>
+    <w:p>
+      <w:pPr>
+        <w:spacing w:after="0"/>
+      </w:pPr>
+      <w:r>
+        <w:rPr>
+          <w:rFonts w:ascii="Courier New" w:cs="Courier New" w:eastAsia="Courier New" w:hAnsi="Courier New"/>
+          <w:sz w:val="18"/>
+          <w:szCs w:val="18"/>
+        </w:rPr>
+        <w:t xml:space="preserve">    i = n</w:t>
+      </w:r>
+    </w:p>
+    <w:p>
+      <w:pPr>
+        <w:spacing w:after="0"/>
+      </w:pPr>
+      <w:r>
+        <w:rPr>
+          <w:rFonts w:ascii="Courier New" w:cs="Courier New" w:eastAsia="Courier New" w:hAnsi="Courier New"/>
+          <w:sz w:val="18"/>
+          <w:szCs w:val="18"/>
+        </w:rPr>
+        <w:t xml:space="preserve">    while i &lt;= 1:</w:t>
+      </w:r>
+    </w:p>
+    <w:p>
+      <w:pPr>
+        <w:spacing w:after="0"/>
+      </w:pPr>
+      <w:r>
+        <w:rPr>
+          <w:rFonts w:ascii="Courier New" w:cs="Courier New" w:eastAsia="Courier New" w:hAnsi="Courier New"/>
+          <w:sz w:val="18"/>
+          <w:szCs w:val="18"/>
+        </w:rPr>
+        <w:t xml:space="preserve">        s = s + i</w:t>
+      </w:r>
+    </w:p>
+    <w:p>
+      <w:pPr>
+        <w:spacing w:after="0"/>
+      </w:pPr>
+      <w:r>
+        <w:rPr>
+          <w:rFonts w:ascii="Courier New" w:cs="Courier New" w:eastAsia="Courier New" w:hAnsi="Courier New"/>
+          <w:sz w:val="18"/>
+          <w:szCs w:val="18"/>
+        </w:rPr>
+        <w:t xml:space="preserve">        i = i + 1</w:t>
       </w:r>
     </w:p>
     <w:p>
@@ -2763,6 +2964,22 @@
     </w:p>
     <w:p>
       <w:pPr>
+        <w:keepNext/>
+        <w:spacing w:after="20" w:before="60"/>
+      </w:pPr>
+      <w:r>
+        <w:rPr>
+          <w:rFonts w:ascii="Times New Roman" w:cs="Times New Roman" w:eastAsia="Times New Roman" w:hAnsi="Times New Roman"/>
+          <w:i/>
+          <w:iCs/>
+          <w:sz w:val="20"/>
+          <w:szCs w:val="20"/>
+        </w:rPr>
+        <w:t xml:space="preserve">Решение 1 — цикл for</w:t>
+      </w:r>
+    </w:p>
+    <w:p>
+      <w:pPr>
         <w:spacing w:after="0"/>
       </w:pPr>
       <w:r>
@@ -2811,6 +3028,113 @@
           <w:szCs w:val="18"/>
         </w:rPr>
         <w:t xml:space="preserve">    f = f * i</w:t>
+      </w:r>
+    </w:p>
+    <w:p>
+      <w:pPr>
+        <w:spacing w:after="0"/>
+      </w:pPr>
+      <w:r>
+        <w:rPr>
+          <w:rFonts w:ascii="Courier New" w:cs="Courier New" w:eastAsia="Courier New" w:hAnsi="Courier New"/>
+          <w:sz w:val="18"/>
+          <w:szCs w:val="18"/>
+        </w:rPr>
+        <w:t xml:space="preserve">print(f)</w:t>
+      </w:r>
+    </w:p>
+    <w:p>
+      <w:pPr>
+        <w:keepNext/>
+        <w:spacing w:after="20" w:before="60"/>
+      </w:pPr>
+      <w:r>
+        <w:rPr>
+          <w:rFonts w:ascii="Times New Roman" w:cs="Times New Roman" w:eastAsia="Times New Roman" w:hAnsi="Times New Roman"/>
+          <w:i/>
+          <w:iCs/>
+          <w:sz w:val="20"/>
+          <w:szCs w:val="20"/>
+        </w:rPr>
+        <w:t xml:space="preserve">Решение 2 — цикл while</w:t>
+      </w:r>
+    </w:p>
+    <w:p>
+      <w:pPr>
+        <w:spacing w:after="0"/>
+      </w:pPr>
+      <w:r>
+        <w:rPr>
+          <w:rFonts w:ascii="Courier New" w:cs="Courier New" w:eastAsia="Courier New" w:hAnsi="Courier New"/>
+          <w:sz w:val="18"/>
+          <w:szCs w:val="18"/>
+        </w:rPr>
+        <w:t xml:space="preserve">n = int(input())</w:t>
+      </w:r>
+    </w:p>
+    <w:p>
+      <w:pPr>
+        <w:spacing w:after="0"/>
+      </w:pPr>
+      <w:r>
+        <w:rPr>
+          <w:rFonts w:ascii="Courier New" w:cs="Courier New" w:eastAsia="Courier New" w:hAnsi="Courier New"/>
+          <w:sz w:val="18"/>
+          <w:szCs w:val="18"/>
+        </w:rPr>
+        <w:t xml:space="preserve">f = 1</w:t>
+      </w:r>
+    </w:p>
+    <w:p>
+      <w:pPr>
+        <w:spacing w:after="0"/>
+      </w:pPr>
+      <w:r>
+        <w:rPr>
+          <w:rFonts w:ascii="Courier New" w:cs="Courier New" w:eastAsia="Courier New" w:hAnsi="Courier New"/>
+          <w:sz w:val="18"/>
+          <w:szCs w:val="18"/>
+        </w:rPr>
+        <w:t xml:space="preserve">i = 1</w:t>
+      </w:r>
+    </w:p>
+    <w:p>
+      <w:pPr>
+        <w:spacing w:after="0"/>
+      </w:pPr>
+      <w:r>
+        <w:rPr>
+          <w:rFonts w:ascii="Courier New" w:cs="Courier New" w:eastAsia="Courier New" w:hAnsi="Courier New"/>
+          <w:sz w:val="18"/>
+          <w:szCs w:val="18"/>
+        </w:rPr>
+        <w:t xml:space="preserve">while i &lt;= n:</w:t>
+      </w:r>
+    </w:p>
+    <w:p>
+      <w:pPr>
+        <w:spacing w:after="0"/>
+      </w:pPr>
+      <w:r>
+        <w:rPr>
+          <w:rFonts w:ascii="Courier New" w:cs="Courier New" w:eastAsia="Courier New" w:hAnsi="Courier New"/>
+          <w:sz w:val="18"/>
+          <w:szCs w:val="18"/>
+        </w:rPr>
+        <w:t xml:space="preserve">    f = f * i</w:t>
+      </w:r>
+    </w:p>
+    <w:p>
+      <w:pPr>
+        <w:spacing w:after="0"/>
+      </w:pPr>
+      <w:r>
+        <w:rPr>
+          <w:rFonts w:ascii="Courier New" w:cs="Courier New" w:eastAsia="Courier New" w:hAnsi="Courier New"/>
+          <w:sz w:val="18"/>
+          <w:szCs w:val="18"/>
+        </w:rPr>
+        <w:t xml:space="preserve">    i = i + 1</w:t>
       </w:r>
     </w:p>
     <w:p>
@@ -2852,6 +3176,103 @@
     </w:p>
     <w:p>
       <w:pPr>
+        <w:keepNext/>
+        <w:spacing w:after="20" w:before="60"/>
+      </w:pPr>
+      <w:r>
+        <w:rPr>
+          <w:rFonts w:ascii="Times New Roman" w:cs="Times New Roman" w:eastAsia="Times New Roman" w:hAnsi="Times New Roman"/>
+          <w:i/>
+          <w:iCs/>
+          <w:sz w:val="20"/>
+          <w:szCs w:val="20"/>
+        </w:rPr>
+        <w:t xml:space="preserve">Решение 1 — цикл for</w:t>
+      </w:r>
+    </w:p>
+    <w:p>
+      <w:pPr>
+        <w:spacing w:after="0"/>
+      </w:pPr>
+      <w:r>
+        <w:rPr>
+          <w:rFonts w:ascii="Courier New" w:cs="Courier New" w:eastAsia="Courier New" w:hAnsi="Courier New"/>
+          <w:sz w:val="18"/>
+          <w:szCs w:val="18"/>
+        </w:rPr>
+        <w:t xml:space="preserve">n = int(input())</w:t>
+      </w:r>
+    </w:p>
+    <w:p>
+      <w:pPr>
+        <w:spacing w:after="0"/>
+      </w:pPr>
+      <w:r>
+        <w:rPr>
+          <w:rFonts w:ascii="Courier New" w:cs="Courier New" w:eastAsia="Courier New" w:hAnsi="Courier New"/>
+          <w:sz w:val="18"/>
+          <w:szCs w:val="18"/>
+        </w:rPr>
+        <w:t xml:space="preserve">for i in range(1, n + 1):</w:t>
+      </w:r>
+    </w:p>
+    <w:p>
+      <w:pPr>
+        <w:spacing w:after="0"/>
+      </w:pPr>
+      <w:r>
+        <w:rPr>
+          <w:rFonts w:ascii="Courier New" w:cs="Courier New" w:eastAsia="Courier New" w:hAnsi="Courier New"/>
+          <w:sz w:val="18"/>
+          <w:szCs w:val="18"/>
+        </w:rPr>
+        <w:t xml:space="preserve">    if i * i &gt; n:</w:t>
+      </w:r>
+    </w:p>
+    <w:p>
+      <w:pPr>
+        <w:spacing w:after="0"/>
+      </w:pPr>
+      <w:r>
+        <w:rPr>
+          <w:rFonts w:ascii="Courier New" w:cs="Courier New" w:eastAsia="Courier New" w:hAnsi="Courier New"/>
+          <w:sz w:val="18"/>
+          <w:szCs w:val="18"/>
+        </w:rPr>
+        <w:t xml:space="preserve">        break</w:t>
+      </w:r>
+    </w:p>
+    <w:p>
+      <w:pPr>
+        <w:spacing w:after="0"/>
+      </w:pPr>
+      <w:r>
+        <w:rPr>
+          <w:rFonts w:ascii="Courier New" w:cs="Courier New" w:eastAsia="Courier New" w:hAnsi="Courier New"/>
+          <w:sz w:val="18"/>
+          <w:szCs w:val="18"/>
+        </w:rPr>
+        <w:t xml:space="preserve">    print(i * i, end=' ')</w:t>
+      </w:r>
+    </w:p>
+    <w:p>
+      <w:pPr>
+        <w:keepNext/>
+        <w:spacing w:after="20" w:before="60"/>
+      </w:pPr>
+      <w:r>
+        <w:rPr>
+          <w:rFonts w:ascii="Times New Roman" w:cs="Times New Roman" w:eastAsia="Times New Roman" w:hAnsi="Times New Roman"/>
+          <w:i/>
+          <w:iCs/>
+          <w:sz w:val="20"/>
+          <w:szCs w:val="20"/>
+        </w:rPr>
+        <w:t xml:space="preserve">Решение 2 — цикл while</w:t>
+      </w:r>
+    </w:p>
+    <w:p>
+      <w:pPr>
         <w:spacing w:after="0"/>
       </w:pPr>
       <w:r>
@@ -2941,6 +3362,129 @@
     </w:p>
     <w:p>
       <w:pPr>
+        <w:keepNext/>
+        <w:spacing w:after="20" w:before="60"/>
+      </w:pPr>
+      <w:r>
+        <w:rPr>
+          <w:rFonts w:ascii="Times New Roman" w:cs="Times New Roman" w:eastAsia="Times New Roman" w:hAnsi="Times New Roman"/>
+          <w:i/>
+          <w:iCs/>
+          <w:sz w:val="20"/>
+          <w:szCs w:val="20"/>
+        </w:rPr>
+        <w:t xml:space="preserve">Решение 1 — цикл for</w:t>
+      </w:r>
+    </w:p>
+    <w:p>
+      <w:pPr>
+        <w:spacing w:after="0"/>
+      </w:pPr>
+      <w:r>
+        <w:rPr>
+          <w:rFonts w:ascii="Courier New" w:cs="Courier New" w:eastAsia="Courier New" w:hAnsi="Courier New"/>
+          <w:sz w:val="18"/>
+          <w:szCs w:val="18"/>
+        </w:rPr>
+        <w:t xml:space="preserve">n = int(input())</w:t>
+      </w:r>
+    </w:p>
+    <w:p>
+      <w:pPr>
+        <w:spacing w:after="0"/>
+      </w:pPr>
+      <w:r>
+        <w:rPr>
+          <w:rFonts w:ascii="Courier New" w:cs="Courier New" w:eastAsia="Courier New" w:hAnsi="Courier New"/>
+          <w:sz w:val="18"/>
+          <w:szCs w:val="18"/>
+        </w:rPr>
+        <w:t xml:space="preserve">p = 1</w:t>
+      </w:r>
+    </w:p>
+    <w:p>
+      <w:pPr>
+        <w:spacing w:after="0"/>
+      </w:pPr>
+      <w:r>
+        <w:rPr>
+          <w:rFonts w:ascii="Courier New" w:cs="Courier New" w:eastAsia="Courier New" w:hAnsi="Courier New"/>
+          <w:sz w:val="18"/>
+          <w:szCs w:val="18"/>
+        </w:rPr>
+        <w:t xml:space="preserve">for k in range(31):            # 2 в степени 30 уже больше 10⁹</w:t>
+      </w:r>
+    </w:p>
+    <w:p>
+      <w:pPr>
+        <w:spacing w:after="0"/>
+      </w:pPr>
+      <w:r>
+        <w:rPr>
+          <w:rFonts w:ascii="Courier New" w:cs="Courier New" w:eastAsia="Courier New" w:hAnsi="Courier New"/>
+          <w:sz w:val="18"/>
+          <w:szCs w:val="18"/>
+        </w:rPr>
+        <w:t xml:space="preserve">    if p &gt; n:</w:t>
+      </w:r>
+    </w:p>
+    <w:p>
+      <w:pPr>
+        <w:spacing w:after="0"/>
+      </w:pPr>
+      <w:r>
+        <w:rPr>
+          <w:rFonts w:ascii="Courier New" w:cs="Courier New" w:eastAsia="Courier New" w:hAnsi="Courier New"/>
+          <w:sz w:val="18"/>
+          <w:szCs w:val="18"/>
+        </w:rPr>
+        <w:t xml:space="preserve">        break</w:t>
+      </w:r>
+    </w:p>
+    <w:p>
+      <w:pPr>
+        <w:spacing w:after="0"/>
+      </w:pPr>
+      <w:r>
+        <w:rPr>
+          <w:rFonts w:ascii="Courier New" w:cs="Courier New" w:eastAsia="Courier New" w:hAnsi="Courier New"/>
+          <w:sz w:val="18"/>
+          <w:szCs w:val="18"/>
+        </w:rPr>
+        <w:t xml:space="preserve">    print(p, end=' ')</w:t>
+      </w:r>
+    </w:p>
+    <w:p>
+      <w:pPr>
+        <w:spacing w:after="0"/>
+      </w:pPr>
+      <w:r>
+        <w:rPr>
+          <w:rFonts w:ascii="Courier New" w:cs="Courier New" w:eastAsia="Courier New" w:hAnsi="Courier New"/>
+          <w:sz w:val="18"/>
+          <w:szCs w:val="18"/>
+        </w:rPr>
+        <w:t xml:space="preserve">    p = p * 2</w:t>
+      </w:r>
+    </w:p>
+    <w:p>
+      <w:pPr>
+        <w:keepNext/>
+        <w:spacing w:after="20" w:before="60"/>
+      </w:pPr>
+      <w:r>
+        <w:rPr>
+          <w:rFonts w:ascii="Times New Roman" w:cs="Times New Roman" w:eastAsia="Times New Roman" w:hAnsi="Times New Roman"/>
+          <w:i/>
+          <w:iCs/>
+          <w:sz w:val="20"/>
+          <w:szCs w:val="20"/>
+        </w:rPr>
+        <w:t xml:space="preserve">Решение 2 — цикл while</w:t>
+      </w:r>
+    </w:p>
+    <w:p>
+      <w:pPr>
         <w:spacing w:after="0"/>
       </w:pPr>
       <w:r>
@@ -3030,6 +3574,103 @@
     </w:p>
     <w:p>
       <w:pPr>
+        <w:keepNext/>
+        <w:spacing w:after="20" w:before="60"/>
+      </w:pPr>
+      <w:r>
+        <w:rPr>
+          <w:rFonts w:ascii="Times New Roman" w:cs="Times New Roman" w:eastAsia="Times New Roman" w:hAnsi="Times New Roman"/>
+          <w:i/>
+          <w:iCs/>
+          <w:sz w:val="20"/>
+          <w:szCs w:val="20"/>
+        </w:rPr>
+        <w:t xml:space="preserve">Решение 1 — цикл for</w:t>
+      </w:r>
+    </w:p>
+    <w:p>
+      <w:pPr>
+        <w:spacing w:after="0"/>
+      </w:pPr>
+      <w:r>
+        <w:rPr>
+          <w:rFonts w:ascii="Courier New" w:cs="Courier New" w:eastAsia="Courier New" w:hAnsi="Courier New"/>
+          <w:sz w:val="18"/>
+          <w:szCs w:val="18"/>
+        </w:rPr>
+        <w:t xml:space="preserve">n = int(input())</w:t>
+      </w:r>
+    </w:p>
+    <w:p>
+      <w:pPr>
+        <w:spacing w:after="0"/>
+      </w:pPr>
+      <w:r>
+        <w:rPr>
+          <w:rFonts w:ascii="Courier New" w:cs="Courier New" w:eastAsia="Courier New" w:hAnsi="Courier New"/>
+          <w:sz w:val="18"/>
+          <w:szCs w:val="18"/>
+        </w:rPr>
+        <w:t xml:space="preserve">for d in range(2, n + 1):</w:t>
+      </w:r>
+    </w:p>
+    <w:p>
+      <w:pPr>
+        <w:spacing w:after="0"/>
+      </w:pPr>
+      <w:r>
+        <w:rPr>
+          <w:rFonts w:ascii="Courier New" w:cs="Courier New" w:eastAsia="Courier New" w:hAnsi="Courier New"/>
+          <w:sz w:val="18"/>
+          <w:szCs w:val="18"/>
+        </w:rPr>
+        <w:t xml:space="preserve">    if n % d == 0:</w:t>
+      </w:r>
+    </w:p>
+    <w:p>
+      <w:pPr>
+        <w:spacing w:after="0"/>
+      </w:pPr>
+      <w:r>
+        <w:rPr>
+          <w:rFonts w:ascii="Courier New" w:cs="Courier New" w:eastAsia="Courier New" w:hAnsi="Courier New"/>
+          <w:sz w:val="18"/>
+          <w:szCs w:val="18"/>
+        </w:rPr>
+        <w:t xml:space="preserve">        print(d)</w:t>
+      </w:r>
+    </w:p>
+    <w:p>
+      <w:pPr>
+        <w:spacing w:after="0"/>
+      </w:pPr>
+      <w:r>
+        <w:rPr>
+          <w:rFonts w:ascii="Courier New" w:cs="Courier New" w:eastAsia="Courier New" w:hAnsi="Courier New"/>
+          <w:sz w:val="18"/>
+          <w:szCs w:val="18"/>
+        </w:rPr>
+        <w:t xml:space="preserve">        break</w:t>
+      </w:r>
+    </w:p>
+    <w:p>
+      <w:pPr>
+        <w:keepNext/>
+        <w:spacing w:after="20" w:before="60"/>
+      </w:pPr>
+      <w:r>
+        <w:rPr>
+          <w:rFonts w:ascii="Times New Roman" w:cs="Times New Roman" w:eastAsia="Times New Roman" w:hAnsi="Times New Roman"/>
+          <w:i/>
+          <w:iCs/>
+          <w:sz w:val="20"/>
+          <w:szCs w:val="20"/>
+        </w:rPr>
+        <w:t xml:space="preserve">Решение 2 — цикл while</w:t>
+      </w:r>
+    </w:p>
+    <w:p>
+      <w:pPr>
         <w:spacing w:after="0"/>
       </w:pPr>
       <w:r>
@@ -3119,6 +3760,22 @@
     </w:p>
     <w:p>
       <w:pPr>
+        <w:keepNext/>
+        <w:spacing w:after="20" w:before="60"/>
+      </w:pPr>
+      <w:r>
+        <w:rPr>
+          <w:rFonts w:ascii="Times New Roman" w:cs="Times New Roman" w:eastAsia="Times New Roman" w:hAnsi="Times New Roman"/>
+          <w:i/>
+          <w:iCs/>
+          <w:sz w:val="20"/>
+          <w:szCs w:val="20"/>
+        </w:rPr>
+        <w:t xml:space="preserve">Решение 1 — цикл for</w:t>
+      </w:r>
+    </w:p>
+    <w:p>
+      <w:pPr>
         <w:spacing w:after="0"/>
       </w:pPr>
       <w:r>
@@ -3232,6 +3889,178 @@
           <w:szCs w:val="18"/>
         </w:rPr>
         <w:t xml:space="preserve">        mx = x</w:t>
+      </w:r>
+    </w:p>
+    <w:p>
+      <w:pPr>
+        <w:spacing w:after="0"/>
+      </w:pPr>
+      <w:r>
+        <w:rPr>
+          <w:rFonts w:ascii="Courier New" w:cs="Courier New" w:eastAsia="Courier New" w:hAnsi="Courier New"/>
+          <w:sz w:val="18"/>
+          <w:szCs w:val="18"/>
+        </w:rPr>
+        <w:t xml:space="preserve">print(mn, mx)</w:t>
+      </w:r>
+    </w:p>
+    <w:p>
+      <w:pPr>
+        <w:keepNext/>
+        <w:spacing w:after="20" w:before="60"/>
+      </w:pPr>
+      <w:r>
+        <w:rPr>
+          <w:rFonts w:ascii="Times New Roman" w:cs="Times New Roman" w:eastAsia="Times New Roman" w:hAnsi="Times New Roman"/>
+          <w:i/>
+          <w:iCs/>
+          <w:sz w:val="20"/>
+          <w:szCs w:val="20"/>
+        </w:rPr>
+        <w:t xml:space="preserve">Решение 2 — цикл while</w:t>
+      </w:r>
+    </w:p>
+    <w:p>
+      <w:pPr>
+        <w:spacing w:after="0"/>
+      </w:pPr>
+      <w:r>
+        <w:rPr>
+          <w:rFonts w:ascii="Courier New" w:cs="Courier New" w:eastAsia="Courier New" w:hAnsi="Courier New"/>
+          <w:sz w:val="18"/>
+          <w:szCs w:val="18"/>
+        </w:rPr>
+        <w:t xml:space="preserve">n = int(input())</w:t>
+      </w:r>
+    </w:p>
+    <w:p>
+      <w:pPr>
+        <w:spacing w:after="0"/>
+      </w:pPr>
+      <w:r>
+        <w:rPr>
+          <w:rFonts w:ascii="Courier New" w:cs="Courier New" w:eastAsia="Courier New" w:hAnsi="Courier New"/>
+          <w:sz w:val="18"/>
+          <w:szCs w:val="18"/>
+        </w:rPr>
+        <w:t xml:space="preserve">a = list(map(int, input().split()))</w:t>
+      </w:r>
+    </w:p>
+    <w:p>
+      <w:pPr>
+        <w:spacing w:after="0"/>
+      </w:pPr>
+      <w:r>
+        <w:rPr>
+          <w:rFonts w:ascii="Courier New" w:cs="Courier New" w:eastAsia="Courier New" w:hAnsi="Courier New"/>
+          <w:sz w:val="18"/>
+          <w:szCs w:val="18"/>
+        </w:rPr>
+        <w:t xml:space="preserve">mn = a[0]</w:t>
+      </w:r>
+    </w:p>
+    <w:p>
+      <w:pPr>
+        <w:spacing w:after="0"/>
+      </w:pPr>
+      <w:r>
+        <w:rPr>
+          <w:rFonts w:ascii="Courier New" w:cs="Courier New" w:eastAsia="Courier New" w:hAnsi="Courier New"/>
+          <w:sz w:val="18"/>
+          <w:szCs w:val="18"/>
+        </w:rPr>
+        <w:t xml:space="preserve">mx = a[0]</w:t>
+      </w:r>
+    </w:p>
+    <w:p>
+      <w:pPr>
+        <w:spacing w:after="0"/>
+      </w:pPr>
+      <w:r>
+        <w:rPr>
+          <w:rFonts w:ascii="Courier New" w:cs="Courier New" w:eastAsia="Courier New" w:hAnsi="Courier New"/>
+          <w:sz w:val="18"/>
+          <w:szCs w:val="18"/>
+        </w:rPr>
+        <w:t xml:space="preserve">i = 1</w:t>
+      </w:r>
+    </w:p>
+    <w:p>
+      <w:pPr>
+        <w:spacing w:after="0"/>
+      </w:pPr>
+      <w:r>
+        <w:rPr>
+          <w:rFonts w:ascii="Courier New" w:cs="Courier New" w:eastAsia="Courier New" w:hAnsi="Courier New"/>
+          <w:sz w:val="18"/>
+          <w:szCs w:val="18"/>
+        </w:rPr>
+        <w:t xml:space="preserve">while i &lt; n:</w:t>
+      </w:r>
+    </w:p>
+    <w:p>
+      <w:pPr>
+        <w:spacing w:after="0"/>
+      </w:pPr>
+      <w:r>
+        <w:rPr>
+          <w:rFonts w:ascii="Courier New" w:cs="Courier New" w:eastAsia="Courier New" w:hAnsi="Courier New"/>
+          <w:sz w:val="18"/>
+          <w:szCs w:val="18"/>
+        </w:rPr>
+        <w:t xml:space="preserve">    if a[i] &lt; mn:</w:t>
+      </w:r>
+    </w:p>
+    <w:p>
+      <w:pPr>
+        <w:spacing w:after="0"/>
+      </w:pPr>
+      <w:r>
+        <w:rPr>
+          <w:rFonts w:ascii="Courier New" w:cs="Courier New" w:eastAsia="Courier New" w:hAnsi="Courier New"/>
+          <w:sz w:val="18"/>
+          <w:szCs w:val="18"/>
+        </w:rPr>
+        <w:t xml:space="preserve">        mn = a[i]</w:t>
+      </w:r>
+    </w:p>
+    <w:p>
+      <w:pPr>
+        <w:spacing w:after="0"/>
+      </w:pPr>
+      <w:r>
+        <w:rPr>
+          <w:rFonts w:ascii="Courier New" w:cs="Courier New" w:eastAsia="Courier New" w:hAnsi="Courier New"/>
+          <w:sz w:val="18"/>
+          <w:szCs w:val="18"/>
+        </w:rPr>
+        <w:t xml:space="preserve">    if a[i] &gt; mx:</w:t>
+      </w:r>
+    </w:p>
+    <w:p>
+      <w:pPr>
+        <w:spacing w:after="0"/>
+      </w:pPr>
+      <w:r>
+        <w:rPr>
+          <w:rFonts w:ascii="Courier New" w:cs="Courier New" w:eastAsia="Courier New" w:hAnsi="Courier New"/>
+          <w:sz w:val="18"/>
+          <w:szCs w:val="18"/>
+        </w:rPr>
+        <w:t xml:space="preserve">        mx = a[i]</w:t>
+      </w:r>
+    </w:p>
+    <w:p>
+      <w:pPr>
+        <w:spacing w:after="0"/>
+      </w:pPr>
+      <w:r>
+        <w:rPr>
+          <w:rFonts w:ascii="Courier New" w:cs="Courier New" w:eastAsia="Courier New" w:hAnsi="Courier New"/>
+          <w:sz w:val="18"/>
+          <w:szCs w:val="18"/>
+        </w:rPr>
+        <w:t xml:space="preserve">    i = i + 1</w:t>
       </w:r>
     </w:p>
     <w:p>
@@ -3273,6 +4102,22 @@
     </w:p>
     <w:p>
       <w:pPr>
+        <w:keepNext/>
+        <w:spacing w:after="20" w:before="60"/>
+      </w:pPr>
+      <w:r>
+        <w:rPr>
+          <w:rFonts w:ascii="Times New Roman" w:cs="Times New Roman" w:eastAsia="Times New Roman" w:hAnsi="Times New Roman"/>
+          <w:i/>
+          <w:iCs/>
+          <w:sz w:val="20"/>
+          <w:szCs w:val="20"/>
+        </w:rPr>
+        <w:t xml:space="preserve">Решение 1 — цикл for</w:t>
+      </w:r>
+    </w:p>
+    <w:p>
+      <w:pPr>
         <w:spacing w:after="0"/>
       </w:pPr>
       <w:r>
@@ -3347,6 +4192,87 @@
           <w:szCs w:val="18"/>
         </w:rPr>
         <w:t xml:space="preserve">        break</w:t>
+      </w:r>
+    </w:p>
+    <w:p>
+      <w:pPr>
+        <w:keepNext/>
+        <w:spacing w:after="20" w:before="60"/>
+      </w:pPr>
+      <w:r>
+        <w:rPr>
+          <w:rFonts w:ascii="Times New Roman" w:cs="Times New Roman" w:eastAsia="Times New Roman" w:hAnsi="Times New Roman"/>
+          <w:i/>
+          <w:iCs/>
+          <w:sz w:val="20"/>
+          <w:szCs w:val="20"/>
+        </w:rPr>
+        <w:t xml:space="preserve">Решение 2 — цикл while</w:t>
+      </w:r>
+    </w:p>
+    <w:p>
+      <w:pPr>
+        <w:spacing w:after="0"/>
+      </w:pPr>
+      <w:r>
+        <w:rPr>
+          <w:rFonts w:ascii="Courier New" w:cs="Courier New" w:eastAsia="Courier New" w:hAnsi="Courier New"/>
+          <w:sz w:val="18"/>
+          <w:szCs w:val="18"/>
+        </w:rPr>
+        <w:t xml:space="preserve">s, p = map(int, input().split())</w:t>
+      </w:r>
+    </w:p>
+    <w:p>
+      <w:pPr>
+        <w:spacing w:after="0"/>
+      </w:pPr>
+      <w:r>
+        <w:rPr>
+          <w:rFonts w:ascii="Courier New" w:cs="Courier New" w:eastAsia="Courier New" w:hAnsi="Courier New"/>
+          <w:sz w:val="18"/>
+          <w:szCs w:val="18"/>
+        </w:rPr>
+        <w:t xml:space="preserve">x = 1</w:t>
+      </w:r>
+    </w:p>
+    <w:p>
+      <w:pPr>
+        <w:spacing w:after="0"/>
+      </w:pPr>
+      <w:r>
+        <w:rPr>
+          <w:rFonts w:ascii="Courier New" w:cs="Courier New" w:eastAsia="Courier New" w:hAnsi="Courier New"/>
+          <w:sz w:val="18"/>
+          <w:szCs w:val="18"/>
+        </w:rPr>
+        <w:t xml:space="preserve">while x * (s - x) != p or x &gt; s - x:</w:t>
+      </w:r>
+    </w:p>
+    <w:p>
+      <w:pPr>
+        <w:spacing w:after="0"/>
+      </w:pPr>
+      <w:r>
+        <w:rPr>
+          <w:rFonts w:ascii="Courier New" w:cs="Courier New" w:eastAsia="Courier New" w:hAnsi="Courier New"/>
+          <w:sz w:val="18"/>
+          <w:szCs w:val="18"/>
+        </w:rPr>
+        <w:t xml:space="preserve">    x = x + 1</w:t>
+      </w:r>
+    </w:p>
+    <w:p>
+      <w:pPr>
+        <w:spacing w:after="0"/>
+      </w:pPr>
+      <w:r>
+        <w:rPr>
+          <w:rFonts w:ascii="Courier New" w:cs="Courier New" w:eastAsia="Courier New" w:hAnsi="Courier New"/>
+          <w:sz w:val="18"/>
+          <w:szCs w:val="18"/>
+        </w:rPr>
+        <w:t xml:space="preserve">print(x, s - x)</w:t>
       </w:r>
     </w:p>
     <w:p>
@@ -3375,6 +4301,22 @@
     </w:p>
     <w:p>
       <w:pPr>
+        <w:keepNext/>
+        <w:spacing w:after="20" w:before="60"/>
+      </w:pPr>
+      <w:r>
+        <w:rPr>
+          <w:rFonts w:ascii="Times New Roman" w:cs="Times New Roman" w:eastAsia="Times New Roman" w:hAnsi="Times New Roman"/>
+          <w:i/>
+          <w:iCs/>
+          <w:sz w:val="20"/>
+          <w:szCs w:val="20"/>
+        </w:rPr>
+        <w:t xml:space="preserve">Решение 1 — цикл for</w:t>
+      </w:r>
+    </w:p>
+    <w:p>
+      <w:pPr>
         <w:spacing w:after="0"/>
       </w:pPr>
       <w:r>
@@ -3501,6 +4443,191 @@
           <w:szCs w:val="18"/>
         </w:rPr>
         <w:t xml:space="preserve">        cur = 0</w:t>
+      </w:r>
+    </w:p>
+    <w:p>
+      <w:pPr>
+        <w:spacing w:after="0"/>
+      </w:pPr>
+      <w:r>
+        <w:rPr>
+          <w:rFonts w:ascii="Courier New" w:cs="Courier New" w:eastAsia="Courier New" w:hAnsi="Courier New"/>
+          <w:sz w:val="18"/>
+          <w:szCs w:val="18"/>
+        </w:rPr>
+        <w:t xml:space="preserve">print(best)</w:t>
+      </w:r>
+    </w:p>
+    <w:p>
+      <w:pPr>
+        <w:keepNext/>
+        <w:spacing w:after="20" w:before="60"/>
+      </w:pPr>
+      <w:r>
+        <w:rPr>
+          <w:rFonts w:ascii="Times New Roman" w:cs="Times New Roman" w:eastAsia="Times New Roman" w:hAnsi="Times New Roman"/>
+          <w:i/>
+          <w:iCs/>
+          <w:sz w:val="20"/>
+          <w:szCs w:val="20"/>
+        </w:rPr>
+        <w:t xml:space="preserve">Решение 2 — цикл while</w:t>
+      </w:r>
+    </w:p>
+    <w:p>
+      <w:pPr>
+        <w:spacing w:after="0"/>
+      </w:pPr>
+      <w:r>
+        <w:rPr>
+          <w:rFonts w:ascii="Courier New" w:cs="Courier New" w:eastAsia="Courier New" w:hAnsi="Courier New"/>
+          <w:sz w:val="18"/>
+          <w:szCs w:val="18"/>
+        </w:rPr>
+        <w:t xml:space="preserve">t = input()</w:t>
+      </w:r>
+    </w:p>
+    <w:p>
+      <w:pPr>
+        <w:spacing w:after="0"/>
+      </w:pPr>
+      <w:r>
+        <w:rPr>
+          <w:rFonts w:ascii="Courier New" w:cs="Courier New" w:eastAsia="Courier New" w:hAnsi="Courier New"/>
+          <w:sz w:val="18"/>
+          <w:szCs w:val="18"/>
+        </w:rPr>
+        <w:t xml:space="preserve">best = 0</w:t>
+      </w:r>
+    </w:p>
+    <w:p>
+      <w:pPr>
+        <w:spacing w:after="0"/>
+      </w:pPr>
+      <w:r>
+        <w:rPr>
+          <w:rFonts w:ascii="Courier New" w:cs="Courier New" w:eastAsia="Courier New" w:hAnsi="Courier New"/>
+          <w:sz w:val="18"/>
+          <w:szCs w:val="18"/>
+        </w:rPr>
+        <w:t xml:space="preserve">cur = 0</w:t>
+      </w:r>
+    </w:p>
+    <w:p>
+      <w:pPr>
+        <w:spacing w:after="0"/>
+      </w:pPr>
+      <w:r>
+        <w:rPr>
+          <w:rFonts w:ascii="Courier New" w:cs="Courier New" w:eastAsia="Courier New" w:hAnsi="Courier New"/>
+          <w:sz w:val="18"/>
+          <w:szCs w:val="18"/>
+        </w:rPr>
+        <w:t xml:space="preserve">i = 0</w:t>
+      </w:r>
+    </w:p>
+    <w:p>
+      <w:pPr>
+        <w:spacing w:after="0"/>
+      </w:pPr>
+      <w:r>
+        <w:rPr>
+          <w:rFonts w:ascii="Courier New" w:cs="Courier New" w:eastAsia="Courier New" w:hAnsi="Courier New"/>
+          <w:sz w:val="18"/>
+          <w:szCs w:val="18"/>
+        </w:rPr>
+        <w:t xml:space="preserve">while i &lt; len(t):</w:t>
+      </w:r>
+    </w:p>
+    <w:p>
+      <w:pPr>
+        <w:spacing w:after="0"/>
+      </w:pPr>
+      <w:r>
+        <w:rPr>
+          <w:rFonts w:ascii="Courier New" w:cs="Courier New" w:eastAsia="Courier New" w:hAnsi="Courier New"/>
+          <w:sz w:val="18"/>
+          <w:szCs w:val="18"/>
+        </w:rPr>
+        <w:t xml:space="preserve">    if t[i] == '0':</w:t>
+      </w:r>
+    </w:p>
+    <w:p>
+      <w:pPr>
+        <w:spacing w:after="0"/>
+      </w:pPr>
+      <w:r>
+        <w:rPr>
+          <w:rFonts w:ascii="Courier New" w:cs="Courier New" w:eastAsia="Courier New" w:hAnsi="Courier New"/>
+          <w:sz w:val="18"/>
+          <w:szCs w:val="18"/>
+        </w:rPr>
+        <w:t xml:space="preserve">        cur = cur + 1</w:t>
+      </w:r>
+    </w:p>
+    <w:p>
+      <w:pPr>
+        <w:spacing w:after="0"/>
+      </w:pPr>
+      <w:r>
+        <w:rPr>
+          <w:rFonts w:ascii="Courier New" w:cs="Courier New" w:eastAsia="Courier New" w:hAnsi="Courier New"/>
+          <w:sz w:val="18"/>
+          <w:szCs w:val="18"/>
+        </w:rPr>
+        <w:t xml:space="preserve">        if cur &gt; best:</w:t>
+      </w:r>
+    </w:p>
+    <w:p>
+      <w:pPr>
+        <w:spacing w:after="0"/>
+      </w:pPr>
+      <w:r>
+        <w:rPr>
+          <w:rFonts w:ascii="Courier New" w:cs="Courier New" w:eastAsia="Courier New" w:hAnsi="Courier New"/>
+          <w:sz w:val="18"/>
+          <w:szCs w:val="18"/>
+        </w:rPr>
+        <w:t xml:space="preserve">            best = cur</w:t>
+      </w:r>
+    </w:p>
+    <w:p>
+      <w:pPr>
+        <w:spacing w:after="0"/>
+      </w:pPr>
+      <w:r>
+        <w:rPr>
+          <w:rFonts w:ascii="Courier New" w:cs="Courier New" w:eastAsia="Courier New" w:hAnsi="Courier New"/>
+          <w:sz w:val="18"/>
+          <w:szCs w:val="18"/>
+        </w:rPr>
+        <w:t xml:space="preserve">    else:</w:t>
+      </w:r>
+    </w:p>
+    <w:p>
+      <w:pPr>
+        <w:spacing w:after="0"/>
+      </w:pPr>
+      <w:r>
+        <w:rPr>
+          <w:rFonts w:ascii="Courier New" w:cs="Courier New" w:eastAsia="Courier New" w:hAnsi="Courier New"/>
+          <w:sz w:val="18"/>
+          <w:szCs w:val="18"/>
+        </w:rPr>
+        <w:t xml:space="preserve">        cur = 0</w:t>
+      </w:r>
+    </w:p>
+    <w:p>
+      <w:pPr>
+        <w:spacing w:after="0"/>
+      </w:pPr>
+      <w:r>
+        <w:rPr>
+          <w:rFonts w:ascii="Courier New" w:cs="Courier New" w:eastAsia="Courier New" w:hAnsi="Courier New"/>
+          <w:sz w:val="18"/>
+          <w:szCs w:val="18"/>
+        </w:rPr>
+        <w:t xml:space="preserve">    i = i + 1</w:t>
       </w:r>
     </w:p>
     <w:p>
@@ -3542,6 +4669,22 @@
     </w:p>
     <w:p>
       <w:pPr>
+        <w:keepNext/>
+        <w:spacing w:after="20" w:before="60"/>
+      </w:pPr>
+      <w:r>
+        <w:rPr>
+          <w:rFonts w:ascii="Times New Roman" w:cs="Times New Roman" w:eastAsia="Times New Roman" w:hAnsi="Times New Roman"/>
+          <w:i/>
+          <w:iCs/>
+          <w:sz w:val="20"/>
+          <w:szCs w:val="20"/>
+        </w:rPr>
+        <w:t xml:space="preserve">Решение 1 — цикл for</w:t>
+      </w:r>
+    </w:p>
+    <w:p>
+      <w:pPr>
         <w:spacing w:after="0"/>
       </w:pPr>
       <w:r>
@@ -3707,6 +4850,256 @@
           <w:szCs w:val="18"/>
         </w:rPr>
         <w:t xml:space="preserve">    p = p * a[k]</w:t>
+      </w:r>
+    </w:p>
+    <w:p>
+      <w:pPr>
+        <w:spacing w:after="0"/>
+      </w:pPr>
+      <w:r>
+        <w:rPr>
+          <w:rFonts w:ascii="Courier New" w:cs="Courier New" w:eastAsia="Courier New" w:hAnsi="Courier New"/>
+          <w:sz w:val="18"/>
+          <w:szCs w:val="18"/>
+        </w:rPr>
+        <w:t xml:space="preserve">print(s, p)</w:t>
+      </w:r>
+    </w:p>
+    <w:p>
+      <w:pPr>
+        <w:keepNext/>
+        <w:spacing w:after="20" w:before="60"/>
+      </w:pPr>
+      <w:r>
+        <w:rPr>
+          <w:rFonts w:ascii="Times New Roman" w:cs="Times New Roman" w:eastAsia="Times New Roman" w:hAnsi="Times New Roman"/>
+          <w:i/>
+          <w:iCs/>
+          <w:sz w:val="20"/>
+          <w:szCs w:val="20"/>
+        </w:rPr>
+        <w:t xml:space="preserve">Решение 2 — цикл while</w:t>
+      </w:r>
+    </w:p>
+    <w:p>
+      <w:pPr>
+        <w:spacing w:after="0"/>
+      </w:pPr>
+      <w:r>
+        <w:rPr>
+          <w:rFonts w:ascii="Courier New" w:cs="Courier New" w:eastAsia="Courier New" w:hAnsi="Courier New"/>
+          <w:sz w:val="18"/>
+          <w:szCs w:val="18"/>
+        </w:rPr>
+        <w:t xml:space="preserve">n = int(input())</w:t>
+      </w:r>
+    </w:p>
+    <w:p>
+      <w:pPr>
+        <w:spacing w:after="0"/>
+      </w:pPr>
+      <w:r>
+        <w:rPr>
+          <w:rFonts w:ascii="Courier New" w:cs="Courier New" w:eastAsia="Courier New" w:hAnsi="Courier New"/>
+          <w:sz w:val="18"/>
+          <w:szCs w:val="18"/>
+        </w:rPr>
+        <w:t xml:space="preserve">a = list(map(int, input().split()))</w:t>
+      </w:r>
+    </w:p>
+    <w:p>
+      <w:pPr>
+        <w:spacing w:after="0"/>
+      </w:pPr>
+      <w:r>
+        <w:rPr>
+          <w:rFonts w:ascii="Courier New" w:cs="Courier New" w:eastAsia="Courier New" w:hAnsi="Courier New"/>
+          <w:sz w:val="18"/>
+          <w:szCs w:val="18"/>
+        </w:rPr>
+        <w:t xml:space="preserve">s = 0</w:t>
+      </w:r>
+    </w:p>
+    <w:p>
+      <w:pPr>
+        <w:spacing w:after="0"/>
+      </w:pPr>
+      <w:r>
+        <w:rPr>
+          <w:rFonts w:ascii="Courier New" w:cs="Courier New" w:eastAsia="Courier New" w:hAnsi="Courier New"/>
+          <w:sz w:val="18"/>
+          <w:szCs w:val="18"/>
+        </w:rPr>
+        <w:t xml:space="preserve">k = 0</w:t>
+      </w:r>
+    </w:p>
+    <w:p>
+      <w:pPr>
+        <w:spacing w:after="0"/>
+      </w:pPr>
+      <w:r>
+        <w:rPr>
+          <w:rFonts w:ascii="Courier New" w:cs="Courier New" w:eastAsia="Courier New" w:hAnsi="Courier New"/>
+          <w:sz w:val="18"/>
+          <w:szCs w:val="18"/>
+        </w:rPr>
+        <w:t xml:space="preserve">while k &lt; n:</w:t>
+      </w:r>
+    </w:p>
+    <w:p>
+      <w:pPr>
+        <w:spacing w:after="0"/>
+      </w:pPr>
+      <w:r>
+        <w:rPr>
+          <w:rFonts w:ascii="Courier New" w:cs="Courier New" w:eastAsia="Courier New" w:hAnsi="Courier New"/>
+          <w:sz w:val="18"/>
+          <w:szCs w:val="18"/>
+        </w:rPr>
+        <w:t xml:space="preserve">    if a[k] &gt; 0:</w:t>
+      </w:r>
+    </w:p>
+    <w:p>
+      <w:pPr>
+        <w:spacing w:after="0"/>
+      </w:pPr>
+      <w:r>
+        <w:rPr>
+          <w:rFonts w:ascii="Courier New" w:cs="Courier New" w:eastAsia="Courier New" w:hAnsi="Courier New"/>
+          <w:sz w:val="18"/>
+          <w:szCs w:val="18"/>
+        </w:rPr>
+        <w:t xml:space="preserve">        s = s + a[k]</w:t>
+      </w:r>
+    </w:p>
+    <w:p>
+      <w:pPr>
+        <w:spacing w:after="0"/>
+      </w:pPr>
+      <w:r>
+        <w:rPr>
+          <w:rFonts w:ascii="Courier New" w:cs="Courier New" w:eastAsia="Courier New" w:hAnsi="Courier New"/>
+          <w:sz w:val="18"/>
+          <w:szCs w:val="18"/>
+        </w:rPr>
+        <w:t xml:space="preserve">    k = k + 1</w:t>
+      </w:r>
+    </w:p>
+    <w:p>
+      <w:pPr>
+        <w:spacing w:after="0"/>
+      </w:pPr>
+      <w:r>
+        <w:rPr>
+          <w:rFonts w:ascii="Courier New" w:cs="Courier New" w:eastAsia="Courier New" w:hAnsi="Courier New"/>
+          <w:sz w:val="18"/>
+          <w:szCs w:val="18"/>
+        </w:rPr>
+        <w:t xml:space="preserve">i = a.index(min(a))</w:t>
+      </w:r>
+    </w:p>
+    <w:p>
+      <w:pPr>
+        <w:spacing w:after="0"/>
+      </w:pPr>
+      <w:r>
+        <w:rPr>
+          <w:rFonts w:ascii="Courier New" w:cs="Courier New" w:eastAsia="Courier New" w:hAnsi="Courier New"/>
+          <w:sz w:val="18"/>
+          <w:szCs w:val="18"/>
+        </w:rPr>
+        <w:t xml:space="preserve">j = a.index(max(a))</w:t>
+      </w:r>
+    </w:p>
+    <w:p>
+      <w:pPr>
+        <w:spacing w:after="0"/>
+      </w:pPr>
+      <w:r>
+        <w:rPr>
+          <w:rFonts w:ascii="Courier New" w:cs="Courier New" w:eastAsia="Courier New" w:hAnsi="Courier New"/>
+          <w:sz w:val="18"/>
+          <w:szCs w:val="18"/>
+        </w:rPr>
+        <w:t xml:space="preserve">if i &gt; j:</w:t>
+      </w:r>
+    </w:p>
+    <w:p>
+      <w:pPr>
+        <w:spacing w:after="0"/>
+      </w:pPr>
+      <w:r>
+        <w:rPr>
+          <w:rFonts w:ascii="Courier New" w:cs="Courier New" w:eastAsia="Courier New" w:hAnsi="Courier New"/>
+          <w:sz w:val="18"/>
+          <w:szCs w:val="18"/>
+        </w:rPr>
+        <w:t xml:space="preserve">    i, j = j, i</w:t>
+      </w:r>
+    </w:p>
+    <w:p>
+      <w:pPr>
+        <w:spacing w:after="0"/>
+      </w:pPr>
+      <w:r>
+        <w:rPr>
+          <w:rFonts w:ascii="Courier New" w:cs="Courier New" w:eastAsia="Courier New" w:hAnsi="Courier New"/>
+          <w:sz w:val="18"/>
+          <w:szCs w:val="18"/>
+        </w:rPr>
+        <w:t xml:space="preserve">p = 1</w:t>
+      </w:r>
+    </w:p>
+    <w:p>
+      <w:pPr>
+        <w:spacing w:after="0"/>
+      </w:pPr>
+      <w:r>
+        <w:rPr>
+          <w:rFonts w:ascii="Courier New" w:cs="Courier New" w:eastAsia="Courier New" w:hAnsi="Courier New"/>
+          <w:sz w:val="18"/>
+          <w:szCs w:val="18"/>
+        </w:rPr>
+        <w:t xml:space="preserve">k = i + 1</w:t>
+      </w:r>
+    </w:p>
+    <w:p>
+      <w:pPr>
+        <w:spacing w:after="0"/>
+      </w:pPr>
+      <w:r>
+        <w:rPr>
+          <w:rFonts w:ascii="Courier New" w:cs="Courier New" w:eastAsia="Courier New" w:hAnsi="Courier New"/>
+          <w:sz w:val="18"/>
+          <w:szCs w:val="18"/>
+        </w:rPr>
+        <w:t xml:space="preserve">while k &lt; j:</w:t>
+      </w:r>
+    </w:p>
+    <w:p>
+      <w:pPr>
+        <w:spacing w:after="0"/>
+      </w:pPr>
+      <w:r>
+        <w:rPr>
+          <w:rFonts w:ascii="Courier New" w:cs="Courier New" w:eastAsia="Courier New" w:hAnsi="Courier New"/>
+          <w:sz w:val="18"/>
+          <w:szCs w:val="18"/>
+        </w:rPr>
+        <w:t xml:space="preserve">    p = p * a[k]</w:t>
+      </w:r>
+    </w:p>
+    <w:p>
+      <w:pPr>
+        <w:spacing w:after="0"/>
+      </w:pPr>
+      <w:r>
+        <w:rPr>
+          <w:rFonts w:ascii="Courier New" w:cs="Courier New" w:eastAsia="Courier New" w:hAnsi="Courier New"/>
+          <w:sz w:val="18"/>
+          <w:szCs w:val="18"/>
+        </w:rPr>
+        <w:t xml:space="preserve">    k = k + 1</w:t>
       </w:r>
     </w:p>
     <w:p>
@@ -3748,6 +5141,22 @@
     </w:p>
     <w:p>
       <w:pPr>
+        <w:keepNext/>
+        <w:spacing w:after="20" w:before="60"/>
+      </w:pPr>
+      <w:r>
+        <w:rPr>
+          <w:rFonts w:ascii="Times New Roman" w:cs="Times New Roman" w:eastAsia="Times New Roman" w:hAnsi="Times New Roman"/>
+          <w:i/>
+          <w:iCs/>
+          <w:sz w:val="20"/>
+          <w:szCs w:val="20"/>
+        </w:rPr>
+        <w:t xml:space="preserve">Решение 1 — цикл for</w:t>
+      </w:r>
+    </w:p>
+    <w:p>
+      <w:pPr>
         <w:spacing w:after="0"/>
       </w:pPr>
       <w:r>
@@ -3926,6 +5335,217 @@
           <w:szCs w:val="18"/>
         </w:rPr>
         <w:t xml:space="preserve">        break</w:t>
+      </w:r>
+    </w:p>
+    <w:p>
+      <w:pPr>
+        <w:keepNext/>
+        <w:spacing w:after="20" w:before="60"/>
+      </w:pPr>
+      <w:r>
+        <w:rPr>
+          <w:rFonts w:ascii="Times New Roman" w:cs="Times New Roman" w:eastAsia="Times New Roman" w:hAnsi="Times New Roman"/>
+          <w:i/>
+          <w:iCs/>
+          <w:sz w:val="20"/>
+          <w:szCs w:val="20"/>
+        </w:rPr>
+        <w:t xml:space="preserve">Решение 2 — цикл while</w:t>
+      </w:r>
+    </w:p>
+    <w:p>
+      <w:pPr>
+        <w:spacing w:after="0"/>
+      </w:pPr>
+      <w:r>
+        <w:rPr>
+          <w:rFonts w:ascii="Courier New" w:cs="Courier New" w:eastAsia="Courier New" w:hAnsi="Courier New"/>
+          <w:sz w:val="18"/>
+          <w:szCs w:val="18"/>
+        </w:rPr>
+        <w:t xml:space="preserve">n = int(input())</w:t>
+      </w:r>
+    </w:p>
+    <w:p>
+      <w:pPr>
+        <w:spacing w:after="0"/>
+      </w:pPr>
+      <w:r>
+        <w:rPr>
+          <w:rFonts w:ascii="Courier New" w:cs="Courier New" w:eastAsia="Courier New" w:hAnsi="Courier New"/>
+          <w:sz w:val="18"/>
+          <w:szCs w:val="18"/>
+        </w:rPr>
+        <w:t xml:space="preserve">a = 2</w:t>
+      </w:r>
+    </w:p>
+    <w:p>
+      <w:pPr>
+        <w:spacing w:after="0"/>
+      </w:pPr>
+      <w:r>
+        <w:rPr>
+          <w:rFonts w:ascii="Courier New" w:cs="Courier New" w:eastAsia="Courier New" w:hAnsi="Courier New"/>
+          <w:sz w:val="18"/>
+          <w:szCs w:val="18"/>
+        </w:rPr>
+        <w:t xml:space="preserve">found = False</w:t>
+      </w:r>
+    </w:p>
+    <w:p>
+      <w:pPr>
+        <w:spacing w:after="0"/>
+      </w:pPr>
+      <w:r>
+        <w:rPr>
+          <w:rFonts w:ascii="Courier New" w:cs="Courier New" w:eastAsia="Courier New" w:hAnsi="Courier New"/>
+          <w:sz w:val="18"/>
+          <w:szCs w:val="18"/>
+        </w:rPr>
+        <w:t xml:space="preserve">while not found:</w:t>
+      </w:r>
+    </w:p>
+    <w:p>
+      <w:pPr>
+        <w:spacing w:after="0"/>
+      </w:pPr>
+      <w:r>
+        <w:rPr>
+          <w:rFonts w:ascii="Courier New" w:cs="Courier New" w:eastAsia="Courier New" w:hAnsi="Courier New"/>
+          <w:sz w:val="18"/>
+          <w:szCs w:val="18"/>
+        </w:rPr>
+        <w:t xml:space="preserve">    b = n - a</w:t>
+      </w:r>
+    </w:p>
+    <w:p>
+      <w:pPr>
+        <w:spacing w:after="0"/>
+      </w:pPr>
+      <w:r>
+        <w:rPr>
+          <w:rFonts w:ascii="Courier New" w:cs="Courier New" w:eastAsia="Courier New" w:hAnsi="Courier New"/>
+          <w:sz w:val="18"/>
+          <w:szCs w:val="18"/>
+        </w:rPr>
+        <w:t xml:space="preserve">    d = 2</w:t>
+      </w:r>
+    </w:p>
+    <w:p>
+      <w:pPr>
+        <w:spacing w:after="0"/>
+      </w:pPr>
+      <w:r>
+        <w:rPr>
+          <w:rFonts w:ascii="Courier New" w:cs="Courier New" w:eastAsia="Courier New" w:hAnsi="Courier New"/>
+          <w:sz w:val="18"/>
+          <w:szCs w:val="18"/>
+        </w:rPr>
+        <w:t xml:space="preserve">    while a % d != 0:          # наименьший делитель a</w:t>
+      </w:r>
+    </w:p>
+    <w:p>
+      <w:pPr>
+        <w:spacing w:after="0"/>
+      </w:pPr>
+      <w:r>
+        <w:rPr>
+          <w:rFonts w:ascii="Courier New" w:cs="Courier New" w:eastAsia="Courier New" w:hAnsi="Courier New"/>
+          <w:sz w:val="18"/>
+          <w:szCs w:val="18"/>
+        </w:rPr>
+        <w:t xml:space="preserve">        d = d + 1</w:t>
+      </w:r>
+    </w:p>
+    <w:p>
+      <w:pPr>
+        <w:spacing w:after="0"/>
+      </w:pPr>
+      <w:r>
+        <w:rPr>
+          <w:rFonts w:ascii="Courier New" w:cs="Courier New" w:eastAsia="Courier New" w:hAnsi="Courier New"/>
+          <w:sz w:val="18"/>
+          <w:szCs w:val="18"/>
+        </w:rPr>
+        <w:t xml:space="preserve">    e = 2</w:t>
+      </w:r>
+    </w:p>
+    <w:p>
+      <w:pPr>
+        <w:spacing w:after="0"/>
+      </w:pPr>
+      <w:r>
+        <w:rPr>
+          <w:rFonts w:ascii="Courier New" w:cs="Courier New" w:eastAsia="Courier New" w:hAnsi="Courier New"/>
+          <w:sz w:val="18"/>
+          <w:szCs w:val="18"/>
+        </w:rPr>
+        <w:t xml:space="preserve">    while b % e != 0:          # наименьший делитель b</w:t>
+      </w:r>
+    </w:p>
+    <w:p>
+      <w:pPr>
+        <w:spacing w:after="0"/>
+      </w:pPr>
+      <w:r>
+        <w:rPr>
+          <w:rFonts w:ascii="Courier New" w:cs="Courier New" w:eastAsia="Courier New" w:hAnsi="Courier New"/>
+          <w:sz w:val="18"/>
+          <w:szCs w:val="18"/>
+        </w:rPr>
+        <w:t xml:space="preserve">        e = e + 1</w:t>
+      </w:r>
+    </w:p>
+    <w:p>
+      <w:pPr>
+        <w:spacing w:after="0"/>
+      </w:pPr>
+      <w:r>
+        <w:rPr>
+          <w:rFonts w:ascii="Courier New" w:cs="Courier New" w:eastAsia="Courier New" w:hAnsi="Courier New"/>
+          <w:sz w:val="18"/>
+          <w:szCs w:val="18"/>
+        </w:rPr>
+        <w:t xml:space="preserve">    if d == a and e == b:      # оба числа простые</w:t>
+      </w:r>
+    </w:p>
+    <w:p>
+      <w:pPr>
+        <w:spacing w:after="0"/>
+      </w:pPr>
+      <w:r>
+        <w:rPr>
+          <w:rFonts w:ascii="Courier New" w:cs="Courier New" w:eastAsia="Courier New" w:hAnsi="Courier New"/>
+          <w:sz w:val="18"/>
+          <w:szCs w:val="18"/>
+        </w:rPr>
+        <w:t xml:space="preserve">        print(a, b)</w:t>
+      </w:r>
+    </w:p>
+    <w:p>
+      <w:pPr>
+        <w:spacing w:after="0"/>
+      </w:pPr>
+      <w:r>
+        <w:rPr>
+          <w:rFonts w:ascii="Courier New" w:cs="Courier New" w:eastAsia="Courier New" w:hAnsi="Courier New"/>
+          <w:sz w:val="18"/>
+          <w:szCs w:val="18"/>
+        </w:rPr>
+        <w:t xml:space="preserve">        found = True</w:t>
+      </w:r>
+    </w:p>
+    <w:p>
+      <w:pPr>
+        <w:spacing w:after="0"/>
+      </w:pPr>
+      <w:r>
+        <w:rPr>
+          <w:rFonts w:ascii="Courier New" w:cs="Courier New" w:eastAsia="Courier New" w:hAnsi="Courier New"/>
+          <w:sz w:val="18"/>
+          <w:szCs w:val="18"/>
+        </w:rPr>
+        <w:t xml:space="preserve">    a = a + 1</w:t>
       </w:r>
     </w:p>
     <w:sectPr>
